--- a/MSc_Project/Publications/AOS_Ornithology/Final_Revisions_ornithology/Reviewers_comments_response.docx
+++ b/MSc_Project/Publications/AOS_Ornithology/Final_Revisions_ornithology/Reviewers_comments_response.docx
@@ -220,31 +220,7 @@
           <w:shd w:val="clear" w:color="auto" w:fill="FFFFFF"/>
           <w:lang w:val="en-CA"/>
         </w:rPr>
-        <w:t xml:space="preserve">Congratulations on a manuscript that is improved </w:t>
-      </w:r>
-      <w:proofErr w:type="gramStart"/>
-      <w:r>
-        <w:rPr>
-          <w:rFonts w:ascii="Times New Roman" w:hAnsi="Times New Roman" w:cs="Times New Roman"/>
-          <w:i/>
-          <w:iCs/>
-          <w:color w:val="000033"/>
-          <w:shd w:val="clear" w:color="auto" w:fill="FFFFFF"/>
-          <w:lang w:val="en-CA"/>
-        </w:rPr>
-        <w:t>and in my opinion</w:t>
-      </w:r>
-      <w:proofErr w:type="gramEnd"/>
-      <w:r>
-        <w:rPr>
-          <w:rFonts w:ascii="Times New Roman" w:hAnsi="Times New Roman" w:cs="Times New Roman"/>
-          <w:i/>
-          <w:iCs/>
-          <w:color w:val="000033"/>
-          <w:shd w:val="clear" w:color="auto" w:fill="FFFFFF"/>
-          <w:lang w:val="en-CA"/>
-        </w:rPr>
-        <w:t xml:space="preserve"> almost suitable for publication.</w:t>
+        <w:t>Congratulations on a manuscript that is improved and in my opinion almost suitable for publication.</w:t>
       </w:r>
       <w:r>
         <w:rPr>
@@ -369,6 +345,7 @@
         </w:rPr>
         <w:br/>
       </w:r>
+      <w:commentRangeStart w:id="0"/>
       <w:r>
         <w:rPr>
           <w:rFonts w:ascii="Times New Roman" w:hAnsi="Times New Roman" w:cs="Times New Roman"/>
@@ -433,6 +410,21 @@
           <w:lang w:val="en-CA"/>
         </w:rPr>
         <w:t>I suggest creating a new paragraph that starts with the premise of what you want to say before you provide the supporting evidence for it from Barron et al. Give the reader a chance to compartmentalize ideas.</w:t>
+      </w:r>
+      <w:commentRangeEnd w:id="0"/>
+      <w:r>
+        <w:rPr>
+          <w:rStyle w:val="CommentReference"/>
+          <w:rFonts w:ascii="Times New Roman" w:hAnsi="Times New Roman" w:cs="Times New Roman"/>
+          <w:i/>
+          <w:iCs/>
+          <w:color w:val="000033"/>
+          <w:sz w:val="24"/>
+          <w:szCs w:val="24"/>
+          <w:shd w:val="clear" w:color="auto" w:fill="FFFFFF"/>
+          <w:lang w:val="en-CA"/>
+        </w:rPr>
+        <w:commentReference w:id="0"/>
       </w:r>
     </w:p>
     <w:p>
@@ -484,31 +476,7 @@
           <w:shd w:val="clear" w:color="auto" w:fill="FFFFFF"/>
           <w:lang w:val="en-CA"/>
         </w:rPr>
-        <w:t xml:space="preserve">The section called "Scale-of-effect": Consider moving this section after the Resource Selection Function </w:t>
-      </w:r>
-      <w:proofErr w:type="gramStart"/>
-      <w:r>
-        <w:rPr>
-          <w:rFonts w:ascii="Times New Roman" w:hAnsi="Times New Roman" w:cs="Times New Roman"/>
-          <w:i/>
-          <w:iCs/>
-          <w:color w:val="000033"/>
-          <w:shd w:val="clear" w:color="auto" w:fill="FFFFFF"/>
-          <w:lang w:val="en-CA"/>
-        </w:rPr>
-        <w:t>section, or</w:t>
-      </w:r>
-      <w:proofErr w:type="gramEnd"/>
-      <w:r>
-        <w:rPr>
-          <w:rFonts w:ascii="Times New Roman" w:hAnsi="Times New Roman" w:cs="Times New Roman"/>
-          <w:i/>
-          <w:iCs/>
-          <w:color w:val="000033"/>
-          <w:shd w:val="clear" w:color="auto" w:fill="FFFFFF"/>
-          <w:lang w:val="en-CA"/>
-        </w:rPr>
-        <w:t xml:space="preserve"> adding some context. The reason is that you mention the predictor variables in this section without previously explicitly introducing them, which seems out of order.</w:t>
+        <w:t>The section called "Scale-of-effect": Consider moving this section after the Resource Selection Function section, or adding some context. The reason is that you mention the predictor variables in this section without previously explicitly introducing them, which seems out of order.</w:t>
       </w:r>
     </w:p>
     <w:p>
@@ -882,31 +850,7 @@
           <w:shd w:val="clear" w:color="auto" w:fill="FFFFFF"/>
           <w:lang w:val="en-CA"/>
         </w:rPr>
-        <w:t xml:space="preserve">- More importantly, there is an issue here with the statistical interpretation. You are trying to point out that the difference between one group and the others is important, but there is no evidence that this difference is statistically significant, i.e. more than just an artifact. This is, in my opinion, a little problematic. If you want to point to the sizes of the differences in log </w:t>
-      </w:r>
-      <w:proofErr w:type="gramStart"/>
-      <w:r>
-        <w:rPr>
-          <w:rFonts w:ascii="Times New Roman" w:hAnsi="Times New Roman" w:cs="Times New Roman"/>
-          <w:i/>
-          <w:iCs/>
-          <w:color w:val="000033"/>
-          <w:shd w:val="clear" w:color="auto" w:fill="FFFFFF"/>
-          <w:lang w:val="en-CA"/>
-        </w:rPr>
-        <w:t>area</w:t>
-      </w:r>
-      <w:proofErr w:type="gramEnd"/>
-      <w:r>
-        <w:rPr>
-          <w:rFonts w:ascii="Times New Roman" w:hAnsi="Times New Roman" w:cs="Times New Roman"/>
-          <w:i/>
-          <w:iCs/>
-          <w:color w:val="000033"/>
-          <w:shd w:val="clear" w:color="auto" w:fill="FFFFFF"/>
-          <w:lang w:val="en-CA"/>
-        </w:rPr>
-        <w:t xml:space="preserve"> then simply let the boxplot speak for itself and/or provide the mean with SE and the results of the multiple comparisons. Interpretation will come later, in the Discussion.</w:t>
+        <w:t>- More importantly, there is an issue here with the statistical interpretation. You are trying to point out that the difference between one group and the others is important, but there is no evidence that this difference is statistically significant, i.e. more than just an artifact. This is, in my opinion, a little problematic. If you want to point to the sizes of the differences in log area then simply let the boxplot speak for itself and/or provide the mean with SE and the results of the multiple comparisons. Interpretation will come later, in the Discussion.</w:t>
       </w:r>
       <w:r>
         <w:rPr>
@@ -959,31 +903,7 @@
           <w:shd w:val="clear" w:color="auto" w:fill="FFFFFF"/>
           <w:lang w:val="en-CA"/>
         </w:rPr>
-        <w:t xml:space="preserve">Line 344: We can use this as an example of writing quality that is not good enough. You mention "TukeyHSD" - Given that this technique is not mentioned in the methods, it </w:t>
-      </w:r>
-      <w:proofErr w:type="gramStart"/>
-      <w:r>
-        <w:rPr>
-          <w:rFonts w:ascii="Times New Roman" w:hAnsi="Times New Roman" w:cs="Times New Roman"/>
-          <w:i/>
-          <w:iCs/>
-          <w:color w:val="000033"/>
-          <w:shd w:val="clear" w:color="auto" w:fill="FFFFFF"/>
-          <w:lang w:val="en-CA"/>
-        </w:rPr>
-        <w:t>has to</w:t>
-      </w:r>
-      <w:proofErr w:type="gramEnd"/>
-      <w:r>
-        <w:rPr>
-          <w:rFonts w:ascii="Times New Roman" w:hAnsi="Times New Roman" w:cs="Times New Roman"/>
-          <w:i/>
-          <w:iCs/>
-          <w:color w:val="000033"/>
-          <w:shd w:val="clear" w:color="auto" w:fill="FFFFFF"/>
-          <w:lang w:val="en-CA"/>
-        </w:rPr>
-        <w:t xml:space="preserve"> at least be fully named here, as in "Tukey's Honestly Significant Difference". Simply mentioning the name of the R command is not appropriate.</w:t>
+        <w:t>Line 344: We can use this as an example of writing quality that is not good enough. You mention "TukeyHSD" - Given that this technique is not mentioned in the methods, it has to at least be fully named here, as in "Tukey's Honestly Significant Difference". Simply mentioning the name of the R command is not appropriate.</w:t>
       </w:r>
     </w:p>
     <w:p>
@@ -1275,8 +1195,6 @@
       <w:pPr>
         <w:rPr>
           <w:rFonts w:ascii="Times New Roman" w:hAnsi="Times New Roman" w:cs="Times New Roman"/>
-          <w:i/>
-          <w:iCs/>
           <w:color w:val="000033"/>
           <w:shd w:val="clear" w:color="auto" w:fill="FFFFFF"/>
           <w:lang w:val="en-CA"/>
@@ -1393,91 +1311,6 @@
           <w:lang w:val="en-CA"/>
         </w:rPr>
         <w:t>- Make sure it is clear which site/s you are referring to in every statement.</w:t>
-      </w:r>
-      <w:r>
-        <w:rPr>
-          <w:rFonts w:ascii="Times New Roman" w:hAnsi="Times New Roman" w:cs="Times New Roman"/>
-          <w:i/>
-          <w:iCs/>
-          <w:color w:val="000033"/>
-          <w:lang w:val="en-CA"/>
-        </w:rPr>
-        <w:br/>
-      </w:r>
-      <w:r>
-        <w:rPr>
-          <w:rFonts w:ascii="Times New Roman" w:hAnsi="Times New Roman" w:cs="Times New Roman"/>
-          <w:i/>
-          <w:iCs/>
-          <w:color w:val="000033"/>
-          <w:lang w:val="en-CA"/>
-        </w:rPr>
-        <w:br/>
-      </w:r>
-      <w:r>
-        <w:rPr>
-          <w:rFonts w:ascii="Times New Roman" w:hAnsi="Times New Roman" w:cs="Times New Roman"/>
-          <w:i/>
-          <w:iCs/>
-          <w:color w:val="000033"/>
-          <w:shd w:val="clear" w:color="auto" w:fill="FFFFFF"/>
-          <w:lang w:val="en-CA"/>
-        </w:rPr>
-        <w:t>Figure 5 caption:</w:t>
-      </w:r>
-      <w:r>
-        <w:rPr>
-          <w:rFonts w:ascii="Times New Roman" w:hAnsi="Times New Roman" w:cs="Times New Roman"/>
-          <w:i/>
-          <w:iCs/>
-          <w:color w:val="000033"/>
-          <w:lang w:val="en-CA"/>
-        </w:rPr>
-        <w:br/>
-      </w:r>
-      <w:r>
-        <w:rPr>
-          <w:rFonts w:ascii="Times New Roman" w:hAnsi="Times New Roman" w:cs="Times New Roman"/>
-          <w:i/>
-          <w:iCs/>
-          <w:color w:val="000033"/>
-          <w:shd w:val="clear" w:color="auto" w:fill="FFFFFF"/>
-          <w:lang w:val="en-CA"/>
-        </w:rPr>
-        <w:t xml:space="preserve">- The information in the caption should provide more detail to allow the figure to be </w:t>
-      </w:r>
-      <w:r>
-        <w:rPr>
-          <w:rFonts w:ascii="Times New Roman" w:hAnsi="Times New Roman" w:cs="Times New Roman"/>
-          <w:i/>
-          <w:iCs/>
-          <w:color w:val="000033"/>
-          <w:shd w:val="clear" w:color="auto" w:fill="FFFFFF"/>
-          <w:lang w:val="en-CA"/>
-        </w:rPr>
-        <w:lastRenderedPageBreak/>
-        <w:t>independently understood. For example, you say "in a given radius area" - the radii need to be mentioned in the caption or figure.</w:t>
-      </w:r>
-      <w:r>
-        <w:rPr>
-          <w:rFonts w:ascii="Times New Roman" w:hAnsi="Times New Roman" w:cs="Times New Roman"/>
-          <w:i/>
-          <w:iCs/>
-          <w:color w:val="000033"/>
-          <w:lang w:val="en-CA"/>
-        </w:rPr>
-        <w:br/>
-      </w:r>
-      <w:r>
-        <w:rPr>
-          <w:rFonts w:ascii="Times New Roman" w:hAnsi="Times New Roman" w:cs="Times New Roman"/>
-          <w:i/>
-          <w:iCs/>
-          <w:color w:val="000033"/>
-          <w:shd w:val="clear" w:color="auto" w:fill="FFFFFF"/>
-          <w:lang w:val="en-CA"/>
-        </w:rPr>
-        <w:t>- I believe that variables are in Table 3 in the current draft, not Table 2.</w:t>
       </w:r>
     </w:p>
     <w:p>
@@ -1498,176 +1331,81 @@
           <w:shd w:val="clear" w:color="auto" w:fill="FFFFFF"/>
           <w:lang w:val="en-CA"/>
         </w:rPr>
-        <w:t>The authors thank the reviewer for these insights into clarity of figure 5. We have made additional changes to include more precision as well as changed the reference to Table 3 which was indeed inaccurate in this draft of the manuscript.</w:t>
-      </w:r>
-      <w:r>
-        <w:rPr>
-          <w:rFonts w:ascii="Times New Roman" w:hAnsi="Times New Roman" w:cs="Times New Roman"/>
-          <w:i/>
-          <w:iCs/>
-          <w:color w:val="000033"/>
-          <w:lang w:val="en-CA"/>
-        </w:rPr>
-        <w:br/>
-      </w:r>
-      <w:r>
-        <w:rPr>
-          <w:rFonts w:ascii="Times New Roman" w:hAnsi="Times New Roman" w:cs="Times New Roman"/>
-          <w:i/>
-          <w:iCs/>
-          <w:color w:val="000033"/>
-          <w:lang w:val="en-CA"/>
-        </w:rPr>
-        <w:br/>
-      </w:r>
-      <w:r>
-        <w:rPr>
-          <w:rFonts w:ascii="Times New Roman" w:hAnsi="Times New Roman" w:cs="Times New Roman"/>
-          <w:i/>
-          <w:iCs/>
-          <w:color w:val="000033"/>
-          <w:shd w:val="clear" w:color="auto" w:fill="FFFFFF"/>
-          <w:lang w:val="en-CA"/>
-        </w:rPr>
-        <w:t>DISCUSSION</w:t>
-      </w:r>
-      <w:r>
-        <w:rPr>
-          <w:rFonts w:ascii="Times New Roman" w:hAnsi="Times New Roman" w:cs="Times New Roman"/>
-          <w:i/>
-          <w:iCs/>
-          <w:color w:val="000033"/>
-          <w:lang w:val="en-CA"/>
-        </w:rPr>
-        <w:br/>
-      </w:r>
-      <w:r>
-        <w:rPr>
-          <w:rFonts w:ascii="Times New Roman" w:hAnsi="Times New Roman" w:cs="Times New Roman"/>
-          <w:i/>
-          <w:iCs/>
-          <w:color w:val="000033"/>
-          <w:shd w:val="clear" w:color="auto" w:fill="FFFFFF"/>
-          <w:lang w:val="en-CA"/>
-        </w:rPr>
-        <w:t>Line 415: Please clarify in the text what UGS is before starting to use the initialism.</w:t>
-      </w:r>
-      <w:r>
-        <w:rPr>
-          <w:rFonts w:ascii="Times New Roman" w:hAnsi="Times New Roman" w:cs="Times New Roman"/>
-          <w:i/>
-          <w:iCs/>
-          <w:color w:val="000033"/>
-          <w:lang w:val="en-CA"/>
-        </w:rPr>
-        <w:br/>
-      </w:r>
-      <w:r>
-        <w:rPr>
-          <w:rFonts w:ascii="Times New Roman" w:hAnsi="Times New Roman" w:cs="Times New Roman"/>
-          <w:i/>
-          <w:iCs/>
-          <w:color w:val="000033"/>
-          <w:shd w:val="clear" w:color="auto" w:fill="FFFFFF"/>
-          <w:lang w:val="en-CA"/>
-        </w:rPr>
-        <w:t>Line 422: Clarify that these are WINTER home ranges.</w:t>
-      </w:r>
-      <w:r>
-        <w:rPr>
-          <w:rFonts w:ascii="Times New Roman" w:hAnsi="Times New Roman" w:cs="Times New Roman"/>
-          <w:i/>
-          <w:iCs/>
-          <w:color w:val="000033"/>
-          <w:lang w:val="en-CA"/>
-        </w:rPr>
-        <w:br/>
-      </w:r>
-      <w:r>
-        <w:rPr>
-          <w:rFonts w:ascii="Times New Roman" w:hAnsi="Times New Roman" w:cs="Times New Roman"/>
-          <w:i/>
-          <w:iCs/>
-          <w:color w:val="000033"/>
-          <w:lang w:val="en-CA"/>
-        </w:rPr>
-        <w:br/>
-      </w:r>
-      <w:r>
-        <w:rPr>
-          <w:rFonts w:ascii="Times New Roman" w:hAnsi="Times New Roman" w:cs="Times New Roman"/>
-          <w:i/>
-          <w:iCs/>
-          <w:color w:val="000033"/>
-          <w:shd w:val="clear" w:color="auto" w:fill="FFFFFF"/>
-          <w:lang w:val="en-CA"/>
-        </w:rPr>
-        <w:t>Table S1 - the Variables column is redundant as the variables are the same in every row. Just describe the variables in the caption text.</w:t>
-      </w:r>
-      <w:r>
-        <w:rPr>
-          <w:rFonts w:ascii="Times New Roman" w:hAnsi="Times New Roman" w:cs="Times New Roman"/>
-          <w:i/>
-          <w:iCs/>
-          <w:color w:val="000033"/>
-          <w:lang w:val="en-CA"/>
-        </w:rPr>
-        <w:br/>
-      </w:r>
-      <w:r>
-        <w:rPr>
-          <w:rFonts w:ascii="Times New Roman" w:hAnsi="Times New Roman" w:cs="Times New Roman"/>
-          <w:i/>
-          <w:iCs/>
-          <w:color w:val="000033"/>
-          <w:shd w:val="clear" w:color="auto" w:fill="FFFFFF"/>
-          <w:lang w:val="en-CA"/>
-        </w:rPr>
-        <w:t>Tables S2 - highlight the top model/s' AICc score in bold or some other way.</w:t>
-      </w:r>
-      <w:r>
-        <w:rPr>
-          <w:rFonts w:ascii="Times New Roman" w:hAnsi="Times New Roman" w:cs="Times New Roman"/>
-          <w:i/>
-          <w:iCs/>
-          <w:color w:val="000033"/>
-          <w:lang w:val="en-CA"/>
-        </w:rPr>
-        <w:br/>
-      </w:r>
-      <w:r>
-        <w:rPr>
-          <w:rFonts w:ascii="Times New Roman" w:hAnsi="Times New Roman" w:cs="Times New Roman"/>
-          <w:i/>
-          <w:iCs/>
-          <w:color w:val="000033"/>
-          <w:lang w:val="en-CA"/>
-        </w:rPr>
-        <w:br/>
-      </w:r>
-      <w:r>
-        <w:rPr>
-          <w:rFonts w:ascii="Times New Roman" w:hAnsi="Times New Roman" w:cs="Times New Roman"/>
-          <w:b/>
-          <w:bCs/>
-          <w:i/>
-          <w:iCs/>
-          <w:color w:val="000033"/>
-          <w:shd w:val="clear" w:color="auto" w:fill="FFFFFF"/>
-          <w:lang w:val="en-CA"/>
-        </w:rPr>
-        <w:t>Reviewer #2:</w:t>
-      </w:r>
-      <w:r>
-        <w:rPr>
-          <w:rFonts w:ascii="Times New Roman" w:hAnsi="Times New Roman" w:cs="Times New Roman"/>
-          <w:i/>
-          <w:iCs/>
-          <w:color w:val="000033"/>
-          <w:shd w:val="clear" w:color="auto" w:fill="FFFFFF"/>
-          <w:lang w:val="en-CA"/>
-        </w:rPr>
-        <w:t xml:space="preserve"> </w:t>
+        <w:t>The authors thank the reviewers for their comment on this paragraph. The opening sentence was rephrased and all mentions of “seem” through the manuscript were addressed. We also reviewed the paragraph to make sure the sites are clearly mentioned with every statement for clarity.</w:t>
+      </w:r>
+      <w:r>
+        <w:rPr>
+          <w:rFonts w:ascii="Times New Roman" w:hAnsi="Times New Roman" w:cs="Times New Roman"/>
+          <w:i/>
+          <w:iCs/>
+          <w:color w:val="000033"/>
+          <w:lang w:val="en-CA"/>
+        </w:rPr>
+        <w:br/>
+      </w:r>
+      <w:r>
+        <w:rPr>
+          <w:rFonts w:ascii="Times New Roman" w:hAnsi="Times New Roman" w:cs="Times New Roman"/>
+          <w:i/>
+          <w:iCs/>
+          <w:color w:val="000033"/>
+          <w:lang w:val="en-CA"/>
+        </w:rPr>
+        <w:lastRenderedPageBreak/>
+        <w:br/>
+      </w:r>
+      <w:r>
+        <w:rPr>
+          <w:rFonts w:ascii="Times New Roman" w:hAnsi="Times New Roman" w:cs="Times New Roman"/>
+          <w:i/>
+          <w:iCs/>
+          <w:color w:val="000033"/>
+          <w:shd w:val="clear" w:color="auto" w:fill="FFFFFF"/>
+          <w:lang w:val="en-CA"/>
+        </w:rPr>
+        <w:t>Figure 5 caption:</w:t>
+      </w:r>
+      <w:r>
+        <w:rPr>
+          <w:rFonts w:ascii="Times New Roman" w:hAnsi="Times New Roman" w:cs="Times New Roman"/>
+          <w:i/>
+          <w:iCs/>
+          <w:color w:val="000033"/>
+          <w:lang w:val="en-CA"/>
+        </w:rPr>
+        <w:br/>
+      </w:r>
+      <w:r>
+        <w:rPr>
+          <w:rFonts w:ascii="Times New Roman" w:hAnsi="Times New Roman" w:cs="Times New Roman"/>
+          <w:i/>
+          <w:iCs/>
+          <w:color w:val="000033"/>
+          <w:shd w:val="clear" w:color="auto" w:fill="FFFFFF"/>
+          <w:lang w:val="en-CA"/>
+        </w:rPr>
+        <w:t>- The information in the caption should provide more detail to allow the figure to be independently understood. For example, you say "in a given radius area" - the radii need to be mentioned in the caption or figure.</w:t>
+      </w:r>
+      <w:r>
+        <w:rPr>
+          <w:rFonts w:ascii="Times New Roman" w:hAnsi="Times New Roman" w:cs="Times New Roman"/>
+          <w:i/>
+          <w:iCs/>
+          <w:color w:val="000033"/>
+          <w:lang w:val="en-CA"/>
+        </w:rPr>
+        <w:br/>
+      </w:r>
+      <w:r>
+        <w:rPr>
+          <w:rFonts w:ascii="Times New Roman" w:hAnsi="Times New Roman" w:cs="Times New Roman"/>
+          <w:i/>
+          <w:iCs/>
+          <w:color w:val="000033"/>
+          <w:shd w:val="clear" w:color="auto" w:fill="FFFFFF"/>
+          <w:lang w:val="en-CA"/>
+        </w:rPr>
+        <w:t>- I believe that variables are in Table 3 in the current draft, not Table 2.</w:t>
       </w:r>
     </w:p>
     <w:p>
@@ -1684,6 +1422,196 @@
       <w:r>
         <w:rPr>
           <w:rFonts w:ascii="Times New Roman" w:hAnsi="Times New Roman" w:cs="Times New Roman"/>
+          <w:color w:val="4C94D8" w:themeColor="text2" w:themeTint="80"/>
+          <w:shd w:val="clear" w:color="auto" w:fill="FFFFFF"/>
+          <w:lang w:val="en-CA"/>
+        </w:rPr>
+        <w:t>The authors thank the reviewer for these insights into clarity of figure 5. We have made additional changes to include more precision as well as changed the reference to Table 3 which was indeed inaccurate in this draft of the manuscript.</w:t>
+      </w:r>
+      <w:r>
+        <w:rPr>
+          <w:rFonts w:ascii="Times New Roman" w:hAnsi="Times New Roman" w:cs="Times New Roman"/>
+          <w:i/>
+          <w:iCs/>
+          <w:color w:val="000033"/>
+          <w:lang w:val="en-CA"/>
+        </w:rPr>
+        <w:br/>
+      </w:r>
+      <w:r>
+        <w:rPr>
+          <w:rFonts w:ascii="Times New Roman" w:hAnsi="Times New Roman" w:cs="Times New Roman"/>
+          <w:i/>
+          <w:iCs/>
+          <w:color w:val="000033"/>
+          <w:lang w:val="en-CA"/>
+        </w:rPr>
+        <w:br/>
+      </w:r>
+      <w:r>
+        <w:rPr>
+          <w:rFonts w:ascii="Times New Roman" w:hAnsi="Times New Roman" w:cs="Times New Roman"/>
+          <w:i/>
+          <w:iCs/>
+          <w:color w:val="000033"/>
+          <w:shd w:val="clear" w:color="auto" w:fill="FFFFFF"/>
+          <w:lang w:val="en-CA"/>
+        </w:rPr>
+        <w:t>DISCUSSION</w:t>
+      </w:r>
+      <w:r>
+        <w:rPr>
+          <w:rFonts w:ascii="Times New Roman" w:hAnsi="Times New Roman" w:cs="Times New Roman"/>
+          <w:i/>
+          <w:iCs/>
+          <w:color w:val="000033"/>
+          <w:lang w:val="en-CA"/>
+        </w:rPr>
+        <w:br/>
+      </w:r>
+      <w:r>
+        <w:rPr>
+          <w:rFonts w:ascii="Times New Roman" w:hAnsi="Times New Roman" w:cs="Times New Roman"/>
+          <w:i/>
+          <w:iCs/>
+          <w:color w:val="000033"/>
+          <w:shd w:val="clear" w:color="auto" w:fill="FFFFFF"/>
+          <w:lang w:val="en-CA"/>
+        </w:rPr>
+        <w:t>Line 415: Please clarify in the text what UGS is before starting to use the initialism.</w:t>
+      </w:r>
+      <w:r>
+        <w:rPr>
+          <w:rFonts w:ascii="Times New Roman" w:hAnsi="Times New Roman" w:cs="Times New Roman"/>
+          <w:i/>
+          <w:iCs/>
+          <w:color w:val="000033"/>
+          <w:lang w:val="en-CA"/>
+        </w:rPr>
+        <w:br/>
+      </w:r>
+      <w:r>
+        <w:rPr>
+          <w:rFonts w:ascii="Times New Roman" w:hAnsi="Times New Roman" w:cs="Times New Roman"/>
+          <w:i/>
+          <w:iCs/>
+          <w:color w:val="000033"/>
+          <w:shd w:val="clear" w:color="auto" w:fill="FFFFFF"/>
+          <w:lang w:val="en-CA"/>
+        </w:rPr>
+        <w:t>Line 422: Clarify that these are WINTER home ranges.</w:t>
+      </w:r>
+      <w:r>
+        <w:rPr>
+          <w:rFonts w:ascii="Times New Roman" w:hAnsi="Times New Roman" w:cs="Times New Roman"/>
+          <w:i/>
+          <w:iCs/>
+          <w:color w:val="000033"/>
+          <w:lang w:val="en-CA"/>
+        </w:rPr>
+        <w:br/>
+      </w:r>
+      <w:r>
+        <w:rPr>
+          <w:rFonts w:ascii="Times New Roman" w:hAnsi="Times New Roman" w:cs="Times New Roman"/>
+          <w:i/>
+          <w:iCs/>
+          <w:color w:val="000033"/>
+          <w:lang w:val="en-CA"/>
+        </w:rPr>
+        <w:br/>
+      </w:r>
+      <w:r>
+        <w:rPr>
+          <w:rFonts w:ascii="Times New Roman" w:hAnsi="Times New Roman" w:cs="Times New Roman"/>
+          <w:i/>
+          <w:iCs/>
+          <w:color w:val="000033"/>
+          <w:shd w:val="clear" w:color="auto" w:fill="FFFFFF"/>
+          <w:lang w:val="en-CA"/>
+        </w:rPr>
+        <w:t>Table S1 - the Variables column is redundant as the variables are the same in every row. Just describe the variables in the caption text.</w:t>
+      </w:r>
+      <w:r>
+        <w:rPr>
+          <w:rFonts w:ascii="Times New Roman" w:hAnsi="Times New Roman" w:cs="Times New Roman"/>
+          <w:i/>
+          <w:iCs/>
+          <w:color w:val="000033"/>
+          <w:lang w:val="en-CA"/>
+        </w:rPr>
+        <w:br/>
+      </w:r>
+      <w:r>
+        <w:rPr>
+          <w:rFonts w:ascii="Times New Roman" w:hAnsi="Times New Roman" w:cs="Times New Roman"/>
+          <w:i/>
+          <w:iCs/>
+          <w:color w:val="000033"/>
+          <w:shd w:val="clear" w:color="auto" w:fill="FFFFFF"/>
+          <w:lang w:val="en-CA"/>
+        </w:rPr>
+        <w:t>Tables S2 - highlight the top model/s' AICc score in bold or some other way.</w:t>
+      </w:r>
+      <w:r>
+        <w:rPr>
+          <w:rFonts w:ascii="Times New Roman" w:hAnsi="Times New Roman" w:cs="Times New Roman"/>
+          <w:i/>
+          <w:iCs/>
+          <w:color w:val="000033"/>
+          <w:lang w:val="en-CA"/>
+        </w:rPr>
+        <w:br/>
+      </w:r>
+      <w:r>
+        <w:rPr>
+          <w:rFonts w:ascii="Times New Roman" w:hAnsi="Times New Roman" w:cs="Times New Roman"/>
+          <w:i/>
+          <w:iCs/>
+          <w:color w:val="000033"/>
+          <w:lang w:val="en-CA"/>
+        </w:rPr>
+        <w:br/>
+      </w:r>
+      <w:r>
+        <w:rPr>
+          <w:rFonts w:ascii="Times New Roman" w:hAnsi="Times New Roman" w:cs="Times New Roman"/>
+          <w:b/>
+          <w:bCs/>
+          <w:i/>
+          <w:iCs/>
+          <w:color w:val="000033"/>
+          <w:shd w:val="clear" w:color="auto" w:fill="FFFFFF"/>
+          <w:lang w:val="en-CA"/>
+        </w:rPr>
+        <w:t>Reviewer #2:</w:t>
+      </w:r>
+      <w:r>
+        <w:rPr>
+          <w:rFonts w:ascii="Times New Roman" w:hAnsi="Times New Roman" w:cs="Times New Roman"/>
+          <w:i/>
+          <w:iCs/>
+          <w:color w:val="000033"/>
+          <w:shd w:val="clear" w:color="auto" w:fill="FFFFFF"/>
+          <w:lang w:val="en-CA"/>
+        </w:rPr>
+        <w:t xml:space="preserve"> </w:t>
+      </w:r>
+    </w:p>
+    <w:p>
+      <w:pPr>
+        <w:rPr>
+          <w:rFonts w:ascii="Times New Roman" w:hAnsi="Times New Roman" w:cs="Times New Roman"/>
+          <w:i/>
+          <w:iCs/>
+          <w:color w:val="000033"/>
+          <w:shd w:val="clear" w:color="auto" w:fill="FFFFFF"/>
+          <w:lang w:val="en-CA"/>
+        </w:rPr>
+      </w:pPr>
+      <w:r>
+        <w:rPr>
+          <w:rFonts w:ascii="Times New Roman" w:hAnsi="Times New Roman" w:cs="Times New Roman"/>
           <w:i/>
           <w:iCs/>
           <w:color w:val="000033"/>
@@ -1814,7 +1742,7 @@
           <w:shd w:val="clear" w:color="auto" w:fill="FFFFFF"/>
           <w:lang w:val="en-CA"/>
         </w:rPr>
-        <w:t xml:space="preserve">3. Home-range estimates: I appreciate the additional information about the number of relocations used to estimate individual home ranges. I remain cautious about this result because KDEs were estimated from as few as five relocations, and the urban comparison is based on only nine individuals. I do not think an additional analysis is necessarily required at this stage, but I think the uncertainty associated with these estimates should be acknowledged more explicitly in </w:t>
+        <w:t xml:space="preserve">3. Home-range estimates: I appreciate the additional information about the number of relocations used to estimate individual home ranges. I remain cautious about this result because </w:t>
       </w:r>
       <w:r>
         <w:rPr>
@@ -1826,7 +1754,7 @@
           <w:lang w:val="en-CA"/>
         </w:rPr>
         <w:lastRenderedPageBreak/>
-        <w:t>the interpretation. In particular, the Discussion currently opens on line 422 by stating that individuals at the urban site had the largest total home ranges without acknowledging these limitations. A brief qualification here would be appropriate. I also suggest revisiting the statement in the Abstract that urban birds "had larger home ranges compared to birds wintering in the suburban and peri-urban sites." This statement appears stronger than the reported results support. In the Results (lines 339-347), core home-range size did not differ significantly among sites (P = 0.077), and although there was an overall site effect for total home range, the authors state that the only significant post-hoc comparison was urban vs. peri-urban (P = 0.03). I recommend revising the Abstract language accordingly so that it accurately reflects these results.</w:t>
+        <w:t>KDEs were estimated from as few as five relocations, and the urban comparison is based on only nine individuals. I do not think an additional analysis is necessarily required at this stage, but I think the uncertainty associated with these estimates should be acknowledged more explicitly in the interpretation. In particular, the Discussion currently opens on line 422 by stating that individuals at the urban site had the largest total home ranges without acknowledging these limitations. A brief qualification here would be appropriate. I also suggest revisiting the statement in the Abstract that urban birds "had larger home ranges compared to birds wintering in the suburban and peri-urban sites." This statement appears stronger than the reported results support. In the Results (lines 339-347), core home-range size did not differ significantly among sites (P = 0.077), and although there was an overall site effect for total home range, the authors state that the only significant post-hoc comparison was urban vs. peri-urban (P = 0.03). I recommend revising the Abstract language accordingly so that it accurately reflects these results.</w:t>
       </w:r>
       <w:r>
         <w:rPr>
@@ -1886,6 +1814,54 @@
     </w:sectPr>
   </w:body>
 </w:document>
+</file>
+
+<file path=word/comments.xml><?xml version="1.0" encoding="utf-8"?>
+<w:comments xmlns:wpc="http://schemas.microsoft.com/office/word/2010/wordprocessingCanvas" xmlns:cx="http://schemas.microsoft.com/office/drawing/2014/chartex" xmlns:cx1="http://schemas.microsoft.com/office/drawing/2015/9/8/chartex" xmlns:cx2="http://schemas.microsoft.com/office/drawing/2015/10/21/chartex" xmlns:cx3="http://schemas.microsoft.com/office/drawing/2016/5/9/chartex" xmlns:cx4="http://schemas.microsoft.com/office/drawing/2016/5/10/chartex" xmlns:cx5="http://schemas.microsoft.com/office/drawing/2016/5/11/chartex" xmlns:cx6="http://schemas.microsoft.com/office/drawing/2016/5/12/chartex" xmlns:cx7="http://schemas.microsoft.com/office/drawing/2016/5/13/chartex" xmlns:cx8="http://schemas.microsoft.com/office/drawing/2016/5/14/chartex" xmlns:mc="http://schemas.openxmlformats.org/markup-compatibility/2006" xmlns:m="http://schemas.openxmlformats.org/officeDocument/2006/math" xmlns:aink="http://schemas.microsoft.com/office/drawing/2016/ink" xmlns:am3d="http://schemas.microsoft.com/office/drawing/2017/model3d" xmlns:oel="http://schemas.microsoft.com/office/2019/extlst" xmlns:r="http://schemas.openxmlformats.org/officeDocument/2006/relationships" xmlns:wp14="http://schemas.microsoft.com/office/word/2010/wordprocessingDrawing" xmlns:wp="http://schemas.openxmlformats.org/drawingml/2006/wordprocessingDrawing" xmlns:wpg="http://schemas.microsoft.com/office/word/2010/wordprocessingGroup" xmlns:wpi="http://schemas.microsoft.com/office/word/2010/wordprocessingInk" xmlns:wps="http://schemas.microsoft.com/office/word/2010/wordprocessingShape" xmlns:o="urn:schemas-microsoft-com:office:office" xmlns:v="urn:schemas-microsoft-com:vml" xmlns:w10="urn:schemas-microsoft-com:office:word" xmlns:w="http://schemas.openxmlformats.org/wordprocessingml/2006/main" xmlns:w14="http://schemas.microsoft.com/office/word/2010/wordml" xmlns:w15="http://schemas.microsoft.com/office/word/2012/wordml" xmlns:w16cex="http://schemas.microsoft.com/office/word/2018/wordml/cex" xmlns:w16cid="http://schemas.microsoft.com/office/word/2016/wordml/cid" xmlns:w16="http://schemas.microsoft.com/office/word/2018/wordml" xmlns:w16sdtdh="http://schemas.microsoft.com/office/word/2020/wordml/sdtdatahash" xmlns:w16sdtfl="http://schemas.microsoft.com/office/word/2024/wordml/sdtformatlock" xmlns:w16se="http://schemas.microsoft.com/office/word/2015/wordml/symex" xmlns:w16du="http://schemas.microsoft.com/office/word/2023/wordml/word16du" xmlns:wne="http://schemas.microsoft.com/office/word/2006/wordml" mc:Ignorable="w14 w15 w16se w16cid w16 w16cex w16sdtdh w16sdtfl w16du wp14">
+  <w:comment w:id="0" w:author="Anne-Marie Cousineau" w:date="2026-10-06T10:39:00Z" w:initials="AC">
+    <w:p>
+      <w:r>
+        <w:rPr>
+          <w:rStyle w:val="CommentReference"/>
+        </w:rPr>
+        <w:annotationRef/>
+      </w:r>
+      <w:r>
+        <w:rPr>
+          <w:sz w:val="20"/>
+          <w:szCs w:val="20"/>
+        </w:rPr>
+        <w:t>I added a sentence to link the new paragraph but could appreciate feedback on how well does it work, feel free to add suggestions for this part of the text.</w:t>
+      </w:r>
+    </w:p>
+  </w:comment>
+</w:comments>
+</file>
+
+<file path=word/commentsExtended.xml><?xml version="1.0" encoding="utf-8"?>
+<w15:commentsEx xmlns:wpc="http://schemas.microsoft.com/office/word/2010/wordprocessingCanvas" xmlns:cx="http://schemas.microsoft.com/office/drawing/2014/chartex" xmlns:cx1="http://schemas.microsoft.com/office/drawing/2015/9/8/chartex" xmlns:cx2="http://schemas.microsoft.com/office/drawing/2015/10/21/chartex" xmlns:cx3="http://schemas.microsoft.com/office/drawing/2016/5/9/chartex" xmlns:cx4="http://schemas.microsoft.com/office/drawing/2016/5/10/chartex" xmlns:cx5="http://schemas.microsoft.com/office/drawing/2016/5/11/chartex" xmlns:cx6="http://schemas.microsoft.com/office/drawing/2016/5/12/chartex" xmlns:cx7="http://schemas.microsoft.com/office/drawing/2016/5/13/chartex" xmlns:cx8="http://schemas.microsoft.com/office/drawing/2016/5/14/chartex" xmlns:mc="http://schemas.openxmlformats.org/markup-compatibility/2006" xmlns:m="http://schemas.openxmlformats.org/officeDocument/2006/math" xmlns:aink="http://schemas.microsoft.com/office/drawing/2016/ink" xmlns:am3d="http://schemas.microsoft.com/office/drawing/2017/model3d" xmlns:oel="http://schemas.microsoft.com/office/2019/extlst" xmlns:r="http://schemas.openxmlformats.org/officeDocument/2006/relationships" xmlns:wp14="http://schemas.microsoft.com/office/word/2010/wordprocessingDrawing" xmlns:wp="http://schemas.openxmlformats.org/drawingml/2006/wordprocessingDrawing" xmlns:wpg="http://schemas.microsoft.com/office/word/2010/wordprocessingGroup" xmlns:wpi="http://schemas.microsoft.com/office/word/2010/wordprocessingInk" xmlns:wps="http://schemas.microsoft.com/office/word/2010/wordprocessingShape" xmlns:o="urn:schemas-microsoft-com:office:office" xmlns:v="urn:schemas-microsoft-com:vml" xmlns:w10="urn:schemas-microsoft-com:office:word" xmlns:w="http://schemas.openxmlformats.org/wordprocessingml/2006/main" xmlns:w14="http://schemas.microsoft.com/office/word/2010/wordml" xmlns:w15="http://schemas.microsoft.com/office/word/2012/wordml" xmlns:w16cex="http://schemas.microsoft.com/office/word/2018/wordml/cex" xmlns:w16cid="http://schemas.microsoft.com/office/word/2016/wordml/cid" xmlns:w16="http://schemas.microsoft.com/office/word/2018/wordml" xmlns:w16sdtdh="http://schemas.microsoft.com/office/word/2020/wordml/sdtdatahash" xmlns:w16sdtfl="http://schemas.microsoft.com/office/word/2024/wordml/sdtformatlock" xmlns:w16se="http://schemas.microsoft.com/office/word/2015/wordml/symex" xmlns:w16du="http://schemas.microsoft.com/office/word/2023/wordml/word16du" xmlns:wne="http://schemas.microsoft.com/office/word/2006/wordml" mc:Ignorable="w14 w15 w16se w16cid w16 w16cex w16sdtdh w16sdtfl w16du wp14">
+  <w15:commentEx w15:paraId="159E3DDA" w15:done="0"/>
+</w15:commentsEx>
+</file>
+
+<file path=word/commentsExtensible.xml><?xml version="1.0" encoding="utf-8"?>
+<w16cex:commentsExtensible xmlns:wpc="http://schemas.microsoft.com/office/word/2010/wordprocessingCanvas" xmlns:cx="http://schemas.microsoft.com/office/drawing/2014/chartex" xmlns:cx1="http://schemas.microsoft.com/office/drawing/2015/9/8/chartex" xmlns:cx2="http://schemas.microsoft.com/office/drawing/2015/10/21/chartex" xmlns:cx3="http://schemas.microsoft.com/office/drawing/2016/5/9/chartex" xmlns:cx4="http://schemas.microsoft.com/office/drawing/2016/5/10/chartex" xmlns:cx5="http://schemas.microsoft.com/office/drawing/2016/5/11/chartex" xmlns:cx6="http://schemas.microsoft.com/office/drawing/2016/5/12/chartex" xmlns:cx7="http://schemas.microsoft.com/office/drawing/2016/5/13/chartex" xmlns:cx8="http://schemas.microsoft.com/office/drawing/2016/5/14/chartex" xmlns:cr="http://schemas.microsoft.com/office/comments/2020/reactions" xmlns:mc="http://schemas.openxmlformats.org/markup-compatibility/2006" xmlns:m="http://schemas.openxmlformats.org/officeDocument/2006/math" xmlns:aink="http://schemas.microsoft.com/office/drawing/2016/ink" xmlns:am3d="http://schemas.microsoft.com/office/drawing/2017/model3d" xmlns:oel="http://schemas.microsoft.com/office/2019/extlst" xmlns:r="http://schemas.openxmlformats.org/officeDocument/2006/relationships" xmlns:wp14="http://schemas.microsoft.com/office/word/2010/wordprocessingDrawing" xmlns:wp="http://schemas.openxmlformats.org/drawingml/2006/wordprocessingDrawing" xmlns:wpg="http://schemas.microsoft.com/office/word/2010/wordprocessingGroup" xmlns:wpi="http://schemas.microsoft.com/office/word/2010/wordprocessingInk" xmlns:wps="http://schemas.microsoft.com/office/word/2010/wordprocessingShape" xmlns:o="urn:schemas-microsoft-com:office:office" xmlns:v="urn:schemas-microsoft-com:vml" xmlns:w10="urn:schemas-microsoft-com:office:word" xmlns:w="http://schemas.openxmlformats.org/wordprocessingml/2006/main" xmlns:w14="http://schemas.microsoft.com/office/word/2010/wordml" xmlns:w15="http://schemas.microsoft.com/office/word/2012/wordml" xmlns:w16cex="http://schemas.microsoft.com/office/word/2018/wordml/cex" xmlns:w16cid="http://schemas.microsoft.com/office/word/2016/wordml/cid" xmlns:w16="http://schemas.microsoft.com/office/word/2018/wordml" xmlns:w16sdtdh="http://schemas.microsoft.com/office/word/2020/wordml/sdtdatahash" xmlns:w16sdtfl="http://schemas.microsoft.com/office/word/2024/wordml/sdtformatlock" xmlns:w16se="http://schemas.microsoft.com/office/word/2015/wordml/symex" xmlns:w16du="http://schemas.microsoft.com/office/word/2023/wordml/word16du" xmlns:wne="http://schemas.microsoft.com/office/word/2006/wordml" mc:Ignorable="w14 w15 w16se w16cid w16 w16cex w16sdtdh w16sdtfl cr w16du wp14">
+  <w16cex:commentExtensible w16cex:durableId="5282AE99" w16cex:dateUtc="2026-10-06T14:39:00Z"/>
+</w16cex:commentsExtensible>
+</file>
+
+<file path=word/commentsIds.xml><?xml version="1.0" encoding="utf-8"?>
+<w16cid:commentsIds xmlns:wpc="http://schemas.microsoft.com/office/word/2010/wordprocessingCanvas" xmlns:cx="http://schemas.microsoft.com/office/drawing/2014/chartex" xmlns:cx1="http://schemas.microsoft.com/office/drawing/2015/9/8/chartex" xmlns:cx2="http://schemas.microsoft.com/office/drawing/2015/10/21/chartex" xmlns:cx3="http://schemas.microsoft.com/office/drawing/2016/5/9/chartex" xmlns:cx4="http://schemas.microsoft.com/office/drawing/2016/5/10/chartex" xmlns:cx5="http://schemas.microsoft.com/office/drawing/2016/5/11/chartex" xmlns:cx6="http://schemas.microsoft.com/office/drawing/2016/5/12/chartex" xmlns:cx7="http://schemas.microsoft.com/office/drawing/2016/5/13/chartex" xmlns:cx8="http://schemas.microsoft.com/office/drawing/2016/5/14/chartex" xmlns:mc="http://schemas.openxmlformats.org/markup-compatibility/2006" xmlns:m="http://schemas.openxmlformats.org/officeDocument/2006/math" xmlns:aink="http://schemas.microsoft.com/office/drawing/2016/ink" xmlns:am3d="http://schemas.microsoft.com/office/drawing/2017/model3d" xmlns:oel="http://schemas.microsoft.com/office/2019/extlst" xmlns:r="http://schemas.openxmlformats.org/officeDocument/2006/relationships" xmlns:wp14="http://schemas.microsoft.com/office/word/2010/wordprocessingDrawing" xmlns:wp="http://schemas.openxmlformats.org/drawingml/2006/wordprocessingDrawing" xmlns:wpg="http://schemas.microsoft.com/office/word/2010/wordprocessingGroup" xmlns:wpi="http://schemas.microsoft.com/office/word/2010/wordprocessingInk" xmlns:wps="http://schemas.microsoft.com/office/word/2010/wordprocessingShape" xmlns:o="urn:schemas-microsoft-com:office:office" xmlns:v="urn:schemas-microsoft-com:vml" xmlns:w10="urn:schemas-microsoft-com:office:word" xmlns:w="http://schemas.openxmlformats.org/wordprocessingml/2006/main" xmlns:w14="http://schemas.microsoft.com/office/word/2010/wordml" xmlns:w15="http://schemas.microsoft.com/office/word/2012/wordml" xmlns:w16cex="http://schemas.microsoft.com/office/word/2018/wordml/cex" xmlns:w16cid="http://schemas.microsoft.com/office/word/2016/wordml/cid" xmlns:w16="http://schemas.microsoft.com/office/word/2018/wordml" xmlns:w16sdtdh="http://schemas.microsoft.com/office/word/2020/wordml/sdtdatahash" xmlns:w16sdtfl="http://schemas.microsoft.com/office/word/2024/wordml/sdtformatlock" xmlns:w16se="http://schemas.microsoft.com/office/word/2015/wordml/symex" xmlns:w16du="http://schemas.microsoft.com/office/word/2023/wordml/word16du" xmlns:wne="http://schemas.microsoft.com/office/word/2006/wordml" mc:Ignorable="w14 w15 w16se w16cid w16 w16cex w16sdtdh w16sdtfl w16du wp14">
+  <w16cid:commentId w16cid:paraId="159E3DDA" w16cid:durableId="5282AE99"/>
+</w16cid:commentsIds>
+</file>
+
+<file path=word/people.xml><?xml version="1.0" encoding="utf-8"?>
+<w15:people xmlns:wpc="http://schemas.microsoft.com/office/word/2010/wordprocessingCanvas" xmlns:cx="http://schemas.microsoft.com/office/drawing/2014/chartex" xmlns:cx1="http://schemas.microsoft.com/office/drawing/2015/9/8/chartex" xmlns:cx2="http://schemas.microsoft.com/office/drawing/2015/10/21/chartex" xmlns:cx3="http://schemas.microsoft.com/office/drawing/2016/5/9/chartex" xmlns:cx4="http://schemas.microsoft.com/office/drawing/2016/5/10/chartex" xmlns:cx5="http://schemas.microsoft.com/office/drawing/2016/5/11/chartex" xmlns:cx6="http://schemas.microsoft.com/office/drawing/2016/5/12/chartex" xmlns:cx7="http://schemas.microsoft.com/office/drawing/2016/5/13/chartex" xmlns:cx8="http://schemas.microsoft.com/office/drawing/2016/5/14/chartex" xmlns:mc="http://schemas.openxmlformats.org/markup-compatibility/2006" xmlns:m="http://schemas.openxmlformats.org/officeDocument/2006/math" xmlns:aink="http://schemas.microsoft.com/office/drawing/2016/ink" xmlns:am3d="http://schemas.microsoft.com/office/drawing/2017/model3d" xmlns:oel="http://schemas.microsoft.com/office/2019/extlst" xmlns:r="http://schemas.openxmlformats.org/officeDocument/2006/relationships" xmlns:wp14="http://schemas.microsoft.com/office/word/2010/wordprocessingDrawing" xmlns:wp="http://schemas.openxmlformats.org/drawingml/2006/wordprocessingDrawing" xmlns:wpg="http://schemas.microsoft.com/office/word/2010/wordprocessingGroup" xmlns:wpi="http://schemas.microsoft.com/office/word/2010/wordprocessingInk" xmlns:wps="http://schemas.microsoft.com/office/word/2010/wordprocessingShape" xmlns:o="urn:schemas-microsoft-com:office:office" xmlns:v="urn:schemas-microsoft-com:vml" xmlns:w10="urn:schemas-microsoft-com:office:word" xmlns:w="http://schemas.openxmlformats.org/wordprocessingml/2006/main" xmlns:w14="http://schemas.microsoft.com/office/word/2010/wordml" xmlns:w15="http://schemas.microsoft.com/office/word/2012/wordml" xmlns:w16cex="http://schemas.microsoft.com/office/word/2018/wordml/cex" xmlns:w16cid="http://schemas.microsoft.com/office/word/2016/wordml/cid" xmlns:w16="http://schemas.microsoft.com/office/word/2018/wordml" xmlns:w16sdtdh="http://schemas.microsoft.com/office/word/2020/wordml/sdtdatahash" xmlns:w16sdtfl="http://schemas.microsoft.com/office/word/2024/wordml/sdtformatlock" xmlns:w16se="http://schemas.microsoft.com/office/word/2015/wordml/symex" xmlns:w16du="http://schemas.microsoft.com/office/word/2023/wordml/word16du" xmlns:wne="http://schemas.microsoft.com/office/word/2006/wordml" mc:Ignorable="w14 w15 w16se w16cid w16 w16cex w16sdtdh w16sdtfl w16du wp14">
+  <w15:person w15:author="Anne-Marie Cousineau">
+    <w15:presenceInfo w15:providerId="Windows Live" w15:userId="10ca2720c8bb7bbc"/>
+  </w15:person>
+</w15:people>
 </file>
 
 <file path=word/styles.xml><?xml version="1.0" encoding="utf-8"?>
@@ -2816,6 +2792,73 @@
       <w:spacing w:val="5"/>
     </w:rPr>
   </w:style>
+  <w:style w:type="character" w:styleId="CommentReference">
+    <w:name w:val="annotation reference"/>
+    <w:basedOn w:val="DefaultParagraphFont"/>
+    <w:uiPriority w:val="99"/>
+    <w:semiHidden/>
+    <w:unhideWhenUsed/>
+    <w:rsid w:val="00120C47"/>
+    <w:rPr>
+      <w:sz w:val="16"/>
+      <w:szCs w:val="16"/>
+    </w:rPr>
+  </w:style>
+  <w:style w:type="paragraph" w:styleId="CommentText">
+    <w:name w:val="annotation text"/>
+    <w:basedOn w:val="Normal"/>
+    <w:link w:val="CommentTextChar"/>
+    <w:uiPriority w:val="99"/>
+    <w:semiHidden/>
+    <w:unhideWhenUsed/>
+    <w:rsid w:val="00120C47"/>
+    <w:rPr>
+      <w:sz w:val="20"/>
+      <w:szCs w:val="20"/>
+    </w:rPr>
+  </w:style>
+  <w:style w:type="character" w:customStyle="1" w:styleId="CommentTextChar">
+    <w:name w:val="Comment Text Char"/>
+    <w:basedOn w:val="DefaultParagraphFont"/>
+    <w:link w:val="CommentText"/>
+    <w:uiPriority w:val="99"/>
+    <w:semiHidden/>
+    <w:rsid w:val="00120C47"/>
+    <w:rPr>
+      <w:sz w:val="20"/>
+      <w:szCs w:val="20"/>
+      <w:lang w:val="fr-CA"/>
+    </w:rPr>
+  </w:style>
+  <w:style w:type="paragraph" w:styleId="CommentSubject">
+    <w:name w:val="annotation subject"/>
+    <w:basedOn w:val="CommentText"/>
+    <w:next w:val="CommentText"/>
+    <w:link w:val="CommentSubjectChar"/>
+    <w:uiPriority w:val="99"/>
+    <w:semiHidden/>
+    <w:unhideWhenUsed/>
+    <w:rsid w:val="00120C47"/>
+    <w:rPr>
+      <w:b/>
+      <w:bCs/>
+    </w:rPr>
+  </w:style>
+  <w:style w:type="character" w:customStyle="1" w:styleId="CommentSubjectChar">
+    <w:name w:val="Comment Subject Char"/>
+    <w:basedOn w:val="CommentTextChar"/>
+    <w:link w:val="CommentSubject"/>
+    <w:uiPriority w:val="99"/>
+    <w:semiHidden/>
+    <w:rsid w:val="00120C47"/>
+    <w:rPr>
+      <w:b/>
+      <w:bCs/>
+      <w:sz w:val="20"/>
+      <w:szCs w:val="20"/>
+      <w:lang w:val="fr-CA"/>
+    </w:rPr>
+  </w:style>
 </w:styles>
 </file>
 

--- a/MSc_Project/Publications/AOS_Ornithology/Final_Revisions_ornithology/Reviewers_comments_response.docx
+++ b/MSc_Project/Publications/AOS_Ornithology/Final_Revisions_ornithology/Reviewers_comments_response.docx
@@ -220,7 +220,29 @@
           <w:shd w:val="clear" w:color="auto" w:fill="FFFFFF"/>
           <w:lang w:val="en-CA"/>
         </w:rPr>
-        <w:t>Congratulations on a manuscript that is improved and in my opinion almost suitable for publication.</w:t>
+        <w:t xml:space="preserve">Congratulations on a manuscript that is improved </w:t>
+      </w:r>
+      <w:r>
+        <w:rPr>
+          <w:rFonts w:ascii="Times New Roman" w:hAnsi="Times New Roman" w:cs="Times New Roman"/>
+          <w:i/>
+          <w:iCs/>
+          <w:color w:val="000033"/>
+          <w:shd w:val="clear" w:color="auto" w:fill="FFFFFF"/>
+          <w:lang w:val="en-CA"/>
+        </w:rPr>
+        <w:t>and, in my opinion,</w:t>
+      </w:r>
+      <w:r>
+        <w:rPr>
+          <w:rFonts w:ascii="Times New Roman" w:hAnsi="Times New Roman" w:cs="Times New Roman"/>
+          <w:i/>
+          <w:iCs/>
+          <w:color w:val="000033"/>
+          <w:shd w:val="clear" w:color="auto" w:fill="FFFFFF"/>
+          <w:lang w:val="en-CA"/>
+        </w:rPr>
+        <w:t xml:space="preserve"> almost suitable for publication.</w:t>
       </w:r>
       <w:r>
         <w:rPr>
@@ -476,7 +498,29 @@
           <w:shd w:val="clear" w:color="auto" w:fill="FFFFFF"/>
           <w:lang w:val="en-CA"/>
         </w:rPr>
-        <w:t>The section called "Scale-of-effect": Consider moving this section after the Resource Selection Function section, or adding some context. The reason is that you mention the predictor variables in this section without previously explicitly introducing them, which seems out of order.</w:t>
+        <w:t xml:space="preserve">The section called "Scale-of-effect": Consider moving this section after the Resource Selection Function </w:t>
+      </w:r>
+      <w:r>
+        <w:rPr>
+          <w:rFonts w:ascii="Times New Roman" w:hAnsi="Times New Roman" w:cs="Times New Roman"/>
+          <w:i/>
+          <w:iCs/>
+          <w:color w:val="000033"/>
+          <w:shd w:val="clear" w:color="auto" w:fill="FFFFFF"/>
+          <w:lang w:val="en-CA"/>
+        </w:rPr>
+        <w:t>section or</w:t>
+      </w:r>
+      <w:r>
+        <w:rPr>
+          <w:rFonts w:ascii="Times New Roman" w:hAnsi="Times New Roman" w:cs="Times New Roman"/>
+          <w:i/>
+          <w:iCs/>
+          <w:color w:val="000033"/>
+          <w:shd w:val="clear" w:color="auto" w:fill="FFFFFF"/>
+          <w:lang w:val="en-CA"/>
+        </w:rPr>
+        <w:t xml:space="preserve"> adding some context. The reason is that you mention the predictor variables in this section without previously explicitly introducing them, which seems out of order.</w:t>
       </w:r>
     </w:p>
     <w:p>
@@ -535,8 +579,6 @@
       <w:pPr>
         <w:rPr>
           <w:rFonts w:ascii="Times New Roman" w:hAnsi="Times New Roman" w:cs="Times New Roman"/>
-          <w:i/>
-          <w:iCs/>
           <w:color w:val="000033"/>
           <w:shd w:val="clear" w:color="auto" w:fill="FFFFFF"/>
           <w:lang w:val="en-CA"/>
@@ -598,6 +640,7 @@
           <w:i/>
           <w:iCs/>
           <w:color w:val="000033"/>
+          <w:highlight w:val="cyan"/>
           <w:shd w:val="clear" w:color="auto" w:fill="FFFFFF"/>
           <w:lang w:val="en-CA"/>
         </w:rPr>
@@ -609,16 +652,18 @@
           <w:i/>
           <w:iCs/>
           <w:color w:val="000033"/>
-          <w:lang w:val="en-CA"/>
-        </w:rPr>
-        <w:br/>
-      </w:r>
-      <w:r>
-        <w:rPr>
-          <w:rFonts w:ascii="Times New Roman" w:hAnsi="Times New Roman" w:cs="Times New Roman"/>
-          <w:i/>
-          <w:iCs/>
-          <w:color w:val="000033"/>
+          <w:highlight w:val="cyan"/>
+          <w:lang w:val="en-CA"/>
+        </w:rPr>
+        <w:br/>
+      </w:r>
+      <w:r>
+        <w:rPr>
+          <w:rFonts w:ascii="Times New Roman" w:hAnsi="Times New Roman" w:cs="Times New Roman"/>
+          <w:i/>
+          <w:iCs/>
+          <w:color w:val="000033"/>
+          <w:highlight w:val="cyan"/>
           <w:shd w:val="clear" w:color="auto" w:fill="FFFFFF"/>
           <w:lang w:val="en-CA"/>
         </w:rPr>
@@ -650,7 +695,7 @@
           <w:i/>
           <w:iCs/>
           <w:color w:val="000033"/>
-          <w:highlight w:val="yellow"/>
+          <w:highlight w:val="cyan"/>
           <w:shd w:val="clear" w:color="auto" w:fill="FFFFFF"/>
           <w:lang w:val="en-CA"/>
         </w:rPr>
@@ -686,68 +731,6 @@
           <w:lang w:val="en-CA"/>
         </w:rPr>
         <w:t>Line 339: Strictly speaking, given that you provided the normality test results before transformation, you need to provide them also after.</w:t>
-      </w:r>
-      <w:r>
-        <w:rPr>
-          <w:rFonts w:ascii="Times New Roman" w:hAnsi="Times New Roman" w:cs="Times New Roman"/>
-          <w:i/>
-          <w:iCs/>
-          <w:color w:val="000033"/>
-          <w:lang w:val="en-CA"/>
-        </w:rPr>
-        <w:br/>
-      </w:r>
-      <w:r>
-        <w:rPr>
-          <w:rFonts w:ascii="Times New Roman" w:hAnsi="Times New Roman" w:cs="Times New Roman"/>
-          <w:i/>
-          <w:iCs/>
-          <w:color w:val="000033"/>
-          <w:lang w:val="en-CA"/>
-        </w:rPr>
-        <w:br/>
-      </w:r>
-      <w:r>
-        <w:rPr>
-          <w:rFonts w:ascii="Times New Roman" w:hAnsi="Times New Roman" w:cs="Times New Roman"/>
-          <w:i/>
-          <w:iCs/>
-          <w:color w:val="000033"/>
-          <w:shd w:val="clear" w:color="auto" w:fill="FFFFFF"/>
-          <w:lang w:val="en-CA"/>
-        </w:rPr>
-        <w:t>Table 2: I'm not convinced that Table 2 is necessary. I suggest rephrasing the paragraph starting in line 330 to include a sentence describing the core area for each site with mean +- SE, with the sample size for each in parentheses, followed by another sentence describing the home ranges in the same manner.</w:t>
-      </w:r>
-      <w:r>
-        <w:rPr>
-          <w:rFonts w:ascii="Times New Roman" w:hAnsi="Times New Roman" w:cs="Times New Roman"/>
-          <w:i/>
-          <w:iCs/>
-          <w:color w:val="000033"/>
-          <w:lang w:val="en-CA"/>
-        </w:rPr>
-        <w:br/>
-      </w:r>
-      <w:r>
-        <w:rPr>
-          <w:rFonts w:ascii="Times New Roman" w:hAnsi="Times New Roman" w:cs="Times New Roman"/>
-          <w:i/>
-          <w:iCs/>
-          <w:color w:val="000033"/>
-          <w:lang w:val="en-CA"/>
-        </w:rPr>
-        <w:br/>
-      </w:r>
-      <w:r>
-        <w:rPr>
-          <w:rFonts w:ascii="Times New Roman" w:hAnsi="Times New Roman" w:cs="Times New Roman"/>
-          <w:i/>
-          <w:iCs/>
-          <w:color w:val="000033"/>
-          <w:shd w:val="clear" w:color="auto" w:fill="FFFFFF"/>
-          <w:lang w:val="en-CA"/>
-        </w:rPr>
-        <w:t>Line 340: "although the effect approached significance" I'm in favor of leaving this sort of statement out, especially given that the next sentence describes the trend.</w:t>
       </w:r>
     </w:p>
     <w:p>
@@ -766,150 +749,46 @@
           <w:shd w:val="clear" w:color="auto" w:fill="FFFFFF"/>
           <w:lang w:val="en-CA"/>
         </w:rPr>
-        <w:t>We agree with the reviewer and have removed this non-necessary sentence.</w:t>
-      </w:r>
-      <w:r>
-        <w:rPr>
-          <w:rFonts w:ascii="Times New Roman" w:hAnsi="Times New Roman" w:cs="Times New Roman"/>
-          <w:i/>
-          <w:iCs/>
-          <w:color w:val="000033"/>
-          <w:lang w:val="en-CA"/>
-        </w:rPr>
-        <w:br/>
-      </w:r>
-      <w:r>
-        <w:rPr>
-          <w:rFonts w:ascii="Times New Roman" w:hAnsi="Times New Roman" w:cs="Times New Roman"/>
-          <w:i/>
-          <w:iCs/>
-          <w:color w:val="000033"/>
-          <w:shd w:val="clear" w:color="auto" w:fill="FFFFFF"/>
-          <w:lang w:val="en-CA"/>
-        </w:rPr>
-        <w:t>and</w:t>
-      </w:r>
-      <w:r>
-        <w:rPr>
-          <w:rFonts w:ascii="Times New Roman" w:hAnsi="Times New Roman" w:cs="Times New Roman"/>
-          <w:i/>
-          <w:iCs/>
-          <w:color w:val="000033"/>
-          <w:lang w:val="en-CA"/>
-        </w:rPr>
-        <w:br/>
-      </w:r>
-      <w:r>
-        <w:rPr>
-          <w:rFonts w:ascii="Times New Roman" w:hAnsi="Times New Roman" w:cs="Times New Roman"/>
-          <w:i/>
-          <w:iCs/>
-          <w:color w:val="000033"/>
-          <w:shd w:val="clear" w:color="auto" w:fill="FFFFFF"/>
-          <w:lang w:val="en-CA"/>
-        </w:rPr>
-        <w:t>Lines 341-343:</w:t>
-      </w:r>
-      <w:r>
-        <w:rPr>
-          <w:rFonts w:ascii="Times New Roman" w:hAnsi="Times New Roman" w:cs="Times New Roman"/>
-          <w:i/>
-          <w:iCs/>
-          <w:color w:val="000033"/>
-          <w:lang w:val="en-CA"/>
-        </w:rPr>
-        <w:br/>
-      </w:r>
-      <w:r>
-        <w:rPr>
-          <w:rFonts w:ascii="Times New Roman" w:hAnsi="Times New Roman" w:cs="Times New Roman"/>
-          <w:i/>
-          <w:iCs/>
-          <w:color w:val="000033"/>
-          <w:shd w:val="clear" w:color="auto" w:fill="FFFFFF"/>
-          <w:lang w:val="en-CA"/>
-        </w:rPr>
-        <w:t>- Rephrase to improve grammar.</w:t>
-      </w:r>
-      <w:r>
-        <w:rPr>
-          <w:rFonts w:ascii="Times New Roman" w:hAnsi="Times New Roman" w:cs="Times New Roman"/>
-          <w:i/>
-          <w:iCs/>
-          <w:color w:val="000033"/>
-          <w:lang w:val="en-CA"/>
-        </w:rPr>
-        <w:br/>
-      </w:r>
-      <w:r>
-        <w:rPr>
-          <w:rFonts w:ascii="Times New Roman" w:hAnsi="Times New Roman" w:cs="Times New Roman"/>
-          <w:i/>
-          <w:iCs/>
-          <w:color w:val="000033"/>
-          <w:shd w:val="clear" w:color="auto" w:fill="FFFFFF"/>
-          <w:lang w:val="en-CA"/>
-        </w:rPr>
-        <w:t>- More importantly, there is an issue here with the statistical interpretation. You are trying to point out that the difference between one group and the others is important, but there is no evidence that this difference is statistically significant, i.e. more than just an artifact. This is, in my opinion, a little problematic. If you want to point to the sizes of the differences in log area then simply let the boxplot speak for itself and/or provide the mean with SE and the results of the multiple comparisons. Interpretation will come later, in the Discussion.</w:t>
-      </w:r>
-      <w:r>
-        <w:rPr>
-          <w:rFonts w:ascii="Times New Roman" w:hAnsi="Times New Roman" w:cs="Times New Roman"/>
-          <w:i/>
-          <w:iCs/>
-          <w:color w:val="000033"/>
-          <w:lang w:val="en-CA"/>
-        </w:rPr>
-        <w:br/>
-      </w:r>
-      <w:r>
-        <w:rPr>
-          <w:rFonts w:ascii="Times New Roman" w:hAnsi="Times New Roman" w:cs="Times New Roman"/>
-          <w:i/>
-          <w:iCs/>
-          <w:color w:val="000033"/>
-          <w:shd w:val="clear" w:color="auto" w:fill="FFFFFF"/>
-          <w:lang w:val="en-CA"/>
-        </w:rPr>
-        <w:lastRenderedPageBreak/>
-        <w:t>- "… a trend towards the cardinals at our urban site to have larger core home range sizes" implies an effect or an uncovered phenomenon, but the statistical evidence is insufficient for this sort of phrasing to be more than conjecture. Use objective wording, for example, describe which had the highest mean while noting the statistical non-significance among the groups.</w:t>
-      </w:r>
-      <w:r>
-        <w:rPr>
-          <w:rFonts w:ascii="Times New Roman" w:hAnsi="Times New Roman" w:cs="Times New Roman"/>
-          <w:i/>
-          <w:iCs/>
-          <w:color w:val="000033"/>
-          <w:lang w:val="en-CA"/>
-        </w:rPr>
-        <w:br/>
-      </w:r>
-      <w:r>
-        <w:rPr>
-          <w:rFonts w:ascii="Times New Roman" w:hAnsi="Times New Roman" w:cs="Times New Roman"/>
-          <w:i/>
-          <w:iCs/>
-          <w:color w:val="000033"/>
-          <w:lang w:val="en-CA"/>
-        </w:rPr>
-        <w:br/>
-      </w:r>
-      <w:r>
-        <w:rPr>
-          <w:rFonts w:ascii="Times New Roman" w:hAnsi="Times New Roman" w:cs="Times New Roman"/>
-          <w:i/>
-          <w:iCs/>
-          <w:color w:val="000033"/>
-          <w:shd w:val="clear" w:color="auto" w:fill="FFFFFF"/>
-          <w:lang w:val="en-CA"/>
-        </w:rPr>
-        <w:t>Line 344: We can use this as an example of writing quality that is not good enough. You mention "TukeyHSD" - Given that this technique is not mentioned in the methods, it has to at least be fully named here, as in "Tukey's Honestly Significant Difference". Simply mentioning the name of the R command is not appropriate.</w:t>
+        <w:t>The authors thank the reviewer for pointing this out, we have reported the normality test results after the transformation to resolve this comment.</w:t>
+      </w:r>
+      <w:r>
+        <w:rPr>
+          <w:rFonts w:ascii="Times New Roman" w:hAnsi="Times New Roman" w:cs="Times New Roman"/>
+          <w:i/>
+          <w:iCs/>
+          <w:color w:val="000033"/>
+          <w:lang w:val="en-CA"/>
+        </w:rPr>
+        <w:br/>
+      </w:r>
+      <w:r>
+        <w:rPr>
+          <w:rFonts w:ascii="Times New Roman" w:hAnsi="Times New Roman" w:cs="Times New Roman"/>
+          <w:i/>
+          <w:iCs/>
+          <w:color w:val="000033"/>
+          <w:lang w:val="en-CA"/>
+        </w:rPr>
+        <w:br/>
+      </w:r>
+      <w:r>
+        <w:rPr>
+          <w:rFonts w:ascii="Times New Roman" w:hAnsi="Times New Roman" w:cs="Times New Roman"/>
+          <w:i/>
+          <w:iCs/>
+          <w:color w:val="000033"/>
+          <w:shd w:val="clear" w:color="auto" w:fill="FFFFFF"/>
+          <w:lang w:val="en-CA"/>
+        </w:rPr>
+        <w:t>Table 2: I'm not convinced that Table 2 is necessary. I suggest rephrasing the paragraph starting in line 330 to include a sentence describing the core area for each site with mean +- SE, with the sample size for each in parentheses, followed by another sentence describing the home ranges in the same manner.</w:t>
       </w:r>
     </w:p>
     <w:p>
       <w:pPr>
         <w:rPr>
           <w:rFonts w:ascii="Times New Roman" w:hAnsi="Times New Roman" w:cs="Times New Roman"/>
+          <w:i/>
+          <w:iCs/>
           <w:color w:val="000033"/>
           <w:shd w:val="clear" w:color="auto" w:fill="FFFFFF"/>
           <w:lang w:val="en-CA"/>
@@ -922,78 +801,44 @@
           <w:shd w:val="clear" w:color="auto" w:fill="FFFFFF"/>
           <w:lang w:val="en-CA"/>
         </w:rPr>
-        <w:t>We thank the reviewer for highlighting this specific example and have made the appropriate corrections.</w:t>
-      </w:r>
-      <w:r>
-        <w:rPr>
-          <w:rFonts w:ascii="Times New Roman" w:hAnsi="Times New Roman" w:cs="Times New Roman"/>
-          <w:i/>
-          <w:iCs/>
-          <w:color w:val="000033"/>
-          <w:lang w:val="en-CA"/>
-        </w:rPr>
-        <w:br/>
-      </w:r>
-      <w:r>
-        <w:rPr>
-          <w:rFonts w:ascii="Times New Roman" w:hAnsi="Times New Roman" w:cs="Times New Roman"/>
-          <w:i/>
-          <w:iCs/>
-          <w:color w:val="000033"/>
-          <w:lang w:val="en-CA"/>
-        </w:rPr>
-        <w:br/>
-      </w:r>
-      <w:r>
-        <w:rPr>
-          <w:rFonts w:ascii="Times New Roman" w:hAnsi="Times New Roman" w:cs="Times New Roman"/>
-          <w:i/>
-          <w:iCs/>
-          <w:color w:val="000033"/>
-          <w:highlight w:val="yellow"/>
-          <w:shd w:val="clear" w:color="auto" w:fill="FFFFFF"/>
-          <w:lang w:val="en-CA"/>
-        </w:rPr>
-        <w:t>Figure 4: Looking at the Urban sample size, why is the sample size 11 on the left (KDE 50%) and 9 on the right? Table 2 says the sample size for both is 9. Clarify this in the text and/or caption.</w:t>
-      </w:r>
-      <w:r>
-        <w:rPr>
-          <w:rFonts w:ascii="Times New Roman" w:hAnsi="Times New Roman" w:cs="Times New Roman"/>
-          <w:i/>
-          <w:iCs/>
-          <w:color w:val="000033"/>
-          <w:lang w:val="en-CA"/>
-        </w:rPr>
-        <w:br/>
-      </w:r>
-      <w:r>
-        <w:rPr>
-          <w:rFonts w:ascii="Times New Roman" w:hAnsi="Times New Roman" w:cs="Times New Roman"/>
-          <w:i/>
-          <w:iCs/>
-          <w:color w:val="000033"/>
-          <w:lang w:val="en-CA"/>
-        </w:rPr>
-        <w:br/>
-      </w:r>
-      <w:r>
-        <w:rPr>
-          <w:rFonts w:ascii="Times New Roman" w:hAnsi="Times New Roman" w:cs="Times New Roman"/>
-          <w:i/>
-          <w:iCs/>
-          <w:color w:val="000033"/>
-          <w:shd w:val="clear" w:color="auto" w:fill="FFFFFF"/>
-          <w:lang w:val="en-CA"/>
-        </w:rPr>
-        <w:t>Line 364, 366, 368 and Table S2: Did you mean "full" or "global" models? Be consistent as these appear interchangeably.</w:t>
+        <w:t>The authors thank the reviewer for this suggestion. In response, the paragraphs around table two were significantly re-worked and table two was removed from the manuscript.</w:t>
+      </w:r>
+      <w:r>
+        <w:rPr>
+          <w:rFonts w:ascii="Times New Roman" w:hAnsi="Times New Roman" w:cs="Times New Roman"/>
+          <w:i/>
+          <w:iCs/>
+          <w:color w:val="000033"/>
+          <w:lang w:val="en-CA"/>
+        </w:rPr>
+        <w:br/>
+      </w:r>
+      <w:r>
+        <w:rPr>
+          <w:rFonts w:ascii="Times New Roman" w:hAnsi="Times New Roman" w:cs="Times New Roman"/>
+          <w:i/>
+          <w:iCs/>
+          <w:color w:val="000033"/>
+          <w:lang w:val="en-CA"/>
+        </w:rPr>
+        <w:br/>
+      </w:r>
+      <w:r>
+        <w:rPr>
+          <w:rFonts w:ascii="Times New Roman" w:hAnsi="Times New Roman" w:cs="Times New Roman"/>
+          <w:i/>
+          <w:iCs/>
+          <w:color w:val="000033"/>
+          <w:shd w:val="clear" w:color="auto" w:fill="FFFFFF"/>
+          <w:lang w:val="en-CA"/>
+        </w:rPr>
+        <w:t>Line 340: "although the effect approached significance" I'm in favor of leaving this sort of statement out, especially given that the next sentence describes the trend.</w:t>
       </w:r>
     </w:p>
     <w:p>
       <w:pPr>
         <w:rPr>
           <w:rFonts w:ascii="Times New Roman" w:hAnsi="Times New Roman" w:cs="Times New Roman"/>
-          <w:i/>
-          <w:iCs/>
           <w:color w:val="000033"/>
           <w:shd w:val="clear" w:color="auto" w:fill="FFFFFF"/>
           <w:lang w:val="en-CA"/>
@@ -1006,38 +851,163 @@
           <w:shd w:val="clear" w:color="auto" w:fill="FFFFFF"/>
           <w:lang w:val="en-CA"/>
         </w:rPr>
-        <w:t>We thank the reviewer for this comment. The terms were adjusted and global model as used throughout.</w:t>
-      </w:r>
-      <w:r>
-        <w:rPr>
-          <w:rFonts w:ascii="Times New Roman" w:hAnsi="Times New Roman" w:cs="Times New Roman"/>
-          <w:i/>
-          <w:iCs/>
-          <w:color w:val="000033"/>
-          <w:lang w:val="en-CA"/>
-        </w:rPr>
-        <w:br/>
-      </w:r>
-      <w:r>
-        <w:rPr>
-          <w:rFonts w:ascii="Times New Roman" w:hAnsi="Times New Roman" w:cs="Times New Roman"/>
-          <w:i/>
-          <w:iCs/>
-          <w:color w:val="000033"/>
-          <w:lang w:val="en-CA"/>
-        </w:rPr>
-        <w:br/>
-      </w:r>
-      <w:r>
-        <w:rPr>
-          <w:rFonts w:ascii="Times New Roman" w:hAnsi="Times New Roman" w:cs="Times New Roman"/>
-          <w:i/>
-          <w:iCs/>
-          <w:color w:val="000033"/>
-          <w:shd w:val="clear" w:color="auto" w:fill="FFFFFF"/>
-          <w:lang w:val="en-CA"/>
-        </w:rPr>
-        <w:t>Lines 365-366 and 369, 372: It looks to me like the reference to Table S1 belongs in the previous sub-section. The information here relates to Table S2. Also, referring to it multiple times seems redundant.</w:t>
+        <w:t>We agree with the reviewer and have removed this non-necessary sentence.</w:t>
+      </w:r>
+      <w:r>
+        <w:rPr>
+          <w:rFonts w:ascii="Times New Roman" w:hAnsi="Times New Roman" w:cs="Times New Roman"/>
+          <w:i/>
+          <w:iCs/>
+          <w:color w:val="000033"/>
+          <w:lang w:val="en-CA"/>
+        </w:rPr>
+        <w:br/>
+      </w:r>
+      <w:r>
+        <w:rPr>
+          <w:rFonts w:ascii="Times New Roman" w:hAnsi="Times New Roman" w:cs="Times New Roman"/>
+          <w:i/>
+          <w:iCs/>
+          <w:color w:val="000033"/>
+          <w:shd w:val="clear" w:color="auto" w:fill="FFFFFF"/>
+          <w:lang w:val="en-CA"/>
+        </w:rPr>
+        <w:t>and</w:t>
+      </w:r>
+      <w:r>
+        <w:rPr>
+          <w:rFonts w:ascii="Times New Roman" w:hAnsi="Times New Roman" w:cs="Times New Roman"/>
+          <w:i/>
+          <w:iCs/>
+          <w:color w:val="000033"/>
+          <w:lang w:val="en-CA"/>
+        </w:rPr>
+        <w:br/>
+      </w:r>
+      <w:r>
+        <w:rPr>
+          <w:rFonts w:ascii="Times New Roman" w:hAnsi="Times New Roman" w:cs="Times New Roman"/>
+          <w:i/>
+          <w:iCs/>
+          <w:color w:val="000033"/>
+          <w:highlight w:val="yellow"/>
+          <w:shd w:val="clear" w:color="auto" w:fill="FFFFFF"/>
+          <w:lang w:val="en-CA"/>
+        </w:rPr>
+        <w:t>Lines 341-343:</w:t>
+      </w:r>
+      <w:r>
+        <w:rPr>
+          <w:rFonts w:ascii="Times New Roman" w:hAnsi="Times New Roman" w:cs="Times New Roman"/>
+          <w:i/>
+          <w:iCs/>
+          <w:color w:val="000033"/>
+          <w:highlight w:val="yellow"/>
+          <w:lang w:val="en-CA"/>
+        </w:rPr>
+        <w:br/>
+      </w:r>
+      <w:r>
+        <w:rPr>
+          <w:rFonts w:ascii="Times New Roman" w:hAnsi="Times New Roman" w:cs="Times New Roman"/>
+          <w:i/>
+          <w:iCs/>
+          <w:color w:val="000033"/>
+          <w:highlight w:val="yellow"/>
+          <w:shd w:val="clear" w:color="auto" w:fill="FFFFFF"/>
+          <w:lang w:val="en-CA"/>
+        </w:rPr>
+        <w:t>- Rephrase to improve grammar.</w:t>
+      </w:r>
+      <w:r>
+        <w:rPr>
+          <w:rFonts w:ascii="Times New Roman" w:hAnsi="Times New Roman" w:cs="Times New Roman"/>
+          <w:i/>
+          <w:iCs/>
+          <w:color w:val="000033"/>
+          <w:highlight w:val="yellow"/>
+          <w:lang w:val="en-CA"/>
+        </w:rPr>
+        <w:br/>
+      </w:r>
+      <w:r>
+        <w:rPr>
+          <w:rFonts w:ascii="Times New Roman" w:hAnsi="Times New Roman" w:cs="Times New Roman"/>
+          <w:i/>
+          <w:iCs/>
+          <w:color w:val="000033"/>
+          <w:highlight w:val="yellow"/>
+          <w:shd w:val="clear" w:color="auto" w:fill="FFFFFF"/>
+          <w:lang w:val="en-CA"/>
+        </w:rPr>
+        <w:t xml:space="preserve">- More importantly, there is an issue here with the statistical interpretation. You are trying to point out that the difference between one group and the others is important, but there is no </w:t>
+      </w:r>
+      <w:r>
+        <w:rPr>
+          <w:rFonts w:ascii="Times New Roman" w:hAnsi="Times New Roman" w:cs="Times New Roman"/>
+          <w:i/>
+          <w:iCs/>
+          <w:color w:val="000033"/>
+          <w:highlight w:val="yellow"/>
+          <w:shd w:val="clear" w:color="auto" w:fill="FFFFFF"/>
+          <w:lang w:val="en-CA"/>
+        </w:rPr>
+        <w:lastRenderedPageBreak/>
+        <w:t>evidence that this difference is statistically significant, i.e. more than just an artifact. This is, in my opinion, a little problematic. If you want to point to the sizes of the differences in log area then simply let the boxplot speak for itself and/or provide the mean with SE and the results of the multiple comparisons. Interpretation will come later, in the Discussion.</w:t>
+      </w:r>
+      <w:r>
+        <w:rPr>
+          <w:rFonts w:ascii="Times New Roman" w:hAnsi="Times New Roman" w:cs="Times New Roman"/>
+          <w:i/>
+          <w:iCs/>
+          <w:color w:val="000033"/>
+          <w:highlight w:val="yellow"/>
+          <w:lang w:val="en-CA"/>
+        </w:rPr>
+        <w:br/>
+      </w:r>
+      <w:r>
+        <w:rPr>
+          <w:rFonts w:ascii="Times New Roman" w:hAnsi="Times New Roman" w:cs="Times New Roman"/>
+          <w:i/>
+          <w:iCs/>
+          <w:color w:val="000033"/>
+          <w:highlight w:val="yellow"/>
+          <w:shd w:val="clear" w:color="auto" w:fill="FFFFFF"/>
+          <w:lang w:val="en-CA"/>
+        </w:rPr>
+        <w:t>- "… a trend towards the cardinals at our urban site to have larger core home range sizes" implies an effect or an uncovered phenomenon, but the statistical evidence is insufficient for this sort of phrasing to be more than conjecture. Use objective wording, for example, describe which had the highest mean while noting the statistical non-significance among the groups.</w:t>
+      </w:r>
+      <w:r>
+        <w:rPr>
+          <w:rFonts w:ascii="Times New Roman" w:hAnsi="Times New Roman" w:cs="Times New Roman"/>
+          <w:i/>
+          <w:iCs/>
+          <w:color w:val="000033"/>
+          <w:lang w:val="en-CA"/>
+        </w:rPr>
+        <w:br/>
+      </w:r>
+      <w:r>
+        <w:rPr>
+          <w:rFonts w:ascii="Times New Roman" w:hAnsi="Times New Roman" w:cs="Times New Roman"/>
+          <w:i/>
+          <w:iCs/>
+          <w:color w:val="000033"/>
+          <w:lang w:val="en-CA"/>
+        </w:rPr>
+        <w:br/>
+      </w:r>
+      <w:r>
+        <w:rPr>
+          <w:rFonts w:ascii="Times New Roman" w:hAnsi="Times New Roman" w:cs="Times New Roman"/>
+          <w:i/>
+          <w:iCs/>
+          <w:color w:val="000033"/>
+          <w:shd w:val="clear" w:color="auto" w:fill="FFFFFF"/>
+          <w:lang w:val="en-CA"/>
+        </w:rPr>
+        <w:t>Line 344: We can use this as an example of writing quality that is not good enough. You mention "TukeyHSD" - Given that this technique is not mentioned in the methods, it has to at least be fully named here, as in "Tukey's Honestly Significant Difference". Simply mentioning the name of the R command is not appropriate.</w:t>
       </w:r>
     </w:p>
     <w:p>
@@ -1056,139 +1026,38 @@
           <w:shd w:val="clear" w:color="auto" w:fill="FFFFFF"/>
           <w:lang w:val="en-CA"/>
         </w:rPr>
-        <w:t>The authors thank the reviewer for this comment. We have indeed changed the reference to the appropriate table (S2 as opposed to previously S1), and have removed subsequent referencing of it after the first mention in the paragraph to improve the flow for the reader.</w:t>
-      </w:r>
-      <w:r>
-        <w:rPr>
-          <w:rFonts w:ascii="Times New Roman" w:hAnsi="Times New Roman" w:cs="Times New Roman"/>
-          <w:i/>
-          <w:iCs/>
-          <w:color w:val="000033"/>
-          <w:lang w:val="en-CA"/>
-        </w:rPr>
-        <w:br/>
-      </w:r>
-      <w:r>
-        <w:rPr>
-          <w:rFonts w:ascii="Times New Roman" w:hAnsi="Times New Roman" w:cs="Times New Roman"/>
-          <w:i/>
-          <w:iCs/>
-          <w:color w:val="000033"/>
-          <w:lang w:val="en-CA"/>
-        </w:rPr>
-        <w:br/>
-      </w:r>
-      <w:r>
-        <w:rPr>
-          <w:rFonts w:ascii="Times New Roman" w:hAnsi="Times New Roman" w:cs="Times New Roman"/>
-          <w:i/>
-          <w:iCs/>
-          <w:color w:val="000033"/>
-          <w:highlight w:val="yellow"/>
-          <w:shd w:val="clear" w:color="auto" w:fill="FFFFFF"/>
-          <w:lang w:val="en-CA"/>
-        </w:rPr>
-        <w:t>Paragraph 363-374: Use consistent terminology/format in reporting AIC scores.</w:t>
-      </w:r>
-      <w:r>
-        <w:rPr>
-          <w:rFonts w:ascii="Times New Roman" w:hAnsi="Times New Roman" w:cs="Times New Roman"/>
-          <w:i/>
-          <w:iCs/>
-          <w:color w:val="000033"/>
-          <w:highlight w:val="yellow"/>
-          <w:lang w:val="en-CA"/>
-        </w:rPr>
-        <w:br/>
-      </w:r>
-      <w:r>
-        <w:rPr>
-          <w:rFonts w:ascii="Times New Roman" w:hAnsi="Times New Roman" w:cs="Times New Roman"/>
-          <w:i/>
-          <w:iCs/>
-          <w:color w:val="000033"/>
-          <w:highlight w:val="yellow"/>
-          <w:shd w:val="clear" w:color="auto" w:fill="FFFFFF"/>
-          <w:lang w:val="en-CA"/>
-        </w:rPr>
-        <w:t>I recommend sticking to the style:</w:t>
-      </w:r>
-      <w:r>
-        <w:rPr>
-          <w:rFonts w:ascii="Times New Roman" w:hAnsi="Times New Roman" w:cs="Times New Roman"/>
-          <w:i/>
-          <w:iCs/>
-          <w:color w:val="000033"/>
-          <w:highlight w:val="yellow"/>
-          <w:lang w:val="en-CA"/>
-        </w:rPr>
-        <w:br/>
-      </w:r>
-      <w:r>
-        <w:rPr>
-          <w:rFonts w:ascii="Times New Roman" w:hAnsi="Times New Roman" w:cs="Times New Roman"/>
-          <w:i/>
-          <w:iCs/>
-          <w:color w:val="000033"/>
-          <w:highlight w:val="yellow"/>
-          <w:shd w:val="clear" w:color="auto" w:fill="FFFFFF"/>
-          <w:lang w:val="en-CA"/>
-        </w:rPr>
-        <w:t>∆AICc &lt; 10</w:t>
-      </w:r>
-      <w:r>
-        <w:rPr>
-          <w:rFonts w:ascii="Times New Roman" w:hAnsi="Times New Roman" w:cs="Times New Roman"/>
-          <w:i/>
-          <w:iCs/>
-          <w:color w:val="000033"/>
-          <w:highlight w:val="yellow"/>
-          <w:lang w:val="en-CA"/>
-        </w:rPr>
-        <w:br/>
-      </w:r>
-      <w:r>
-        <w:rPr>
-          <w:rFonts w:ascii="Times New Roman" w:hAnsi="Times New Roman" w:cs="Times New Roman"/>
-          <w:i/>
-          <w:iCs/>
-          <w:color w:val="000033"/>
-          <w:highlight w:val="yellow"/>
-          <w:shd w:val="clear" w:color="auto" w:fill="FFFFFF"/>
-          <w:lang w:val="en-CA"/>
-        </w:rPr>
-        <w:t>I think phrases like "&lt; 2AICc units from…." and " &gt; 10 D AICc values between…" are less preferable. Whatever you choose, be consistent.</w:t>
-      </w:r>
-      <w:r>
-        <w:rPr>
-          <w:rFonts w:ascii="Times New Roman" w:hAnsi="Times New Roman" w:cs="Times New Roman"/>
-          <w:i/>
-          <w:iCs/>
-          <w:color w:val="000033"/>
-          <w:lang w:val="en-CA"/>
-        </w:rPr>
-        <w:br/>
-      </w:r>
-      <w:r>
-        <w:rPr>
-          <w:rFonts w:ascii="Times New Roman" w:hAnsi="Times New Roman" w:cs="Times New Roman"/>
-          <w:i/>
-          <w:iCs/>
-          <w:color w:val="000033"/>
-          <w:lang w:val="en-CA"/>
-        </w:rPr>
-        <w:br/>
-      </w:r>
-      <w:r>
-        <w:rPr>
-          <w:rFonts w:ascii="Times New Roman" w:hAnsi="Times New Roman" w:cs="Times New Roman"/>
-          <w:i/>
-          <w:iCs/>
-          <w:color w:val="000033"/>
-          <w:shd w:val="clear" w:color="auto" w:fill="FFFFFF"/>
-          <w:lang w:val="en-CA"/>
-        </w:rPr>
-        <w:t>Lines 370-372 AIC difference: This is wrong according to the data in Table S2. The delta AIC is &gt;3 given 444.7 vs. 447.9</w:t>
+        <w:t>We thank the reviewer for highlighting this specific example and have made the appropriate corrections.</w:t>
+      </w:r>
+      <w:r>
+        <w:rPr>
+          <w:rFonts w:ascii="Times New Roman" w:hAnsi="Times New Roman" w:cs="Times New Roman"/>
+          <w:i/>
+          <w:iCs/>
+          <w:color w:val="000033"/>
+          <w:lang w:val="en-CA"/>
+        </w:rPr>
+        <w:br/>
+      </w:r>
+      <w:r>
+        <w:rPr>
+          <w:rFonts w:ascii="Times New Roman" w:hAnsi="Times New Roman" w:cs="Times New Roman"/>
+          <w:i/>
+          <w:iCs/>
+          <w:color w:val="000033"/>
+          <w:lang w:val="en-CA"/>
+        </w:rPr>
+        <w:br/>
+      </w:r>
+      <w:r>
+        <w:rPr>
+          <w:rFonts w:ascii="Times New Roman" w:hAnsi="Times New Roman" w:cs="Times New Roman"/>
+          <w:i/>
+          <w:iCs/>
+          <w:color w:val="000033"/>
+          <w:shd w:val="clear" w:color="auto" w:fill="FFFFFF"/>
+          <w:lang w:val="en-CA"/>
+        </w:rPr>
+        <w:t>Figure 4: Looking at the Urban sample size, why is the sample size 11 on the left (KDE 50%) and 9 on the right? Table 2 says the sample size for both is 9. Clarify this in the text and/or caption.</w:t>
       </w:r>
     </w:p>
     <w:p>
@@ -1207,110 +1076,38 @@
           <w:shd w:val="clear" w:color="auto" w:fill="FFFFFF"/>
           <w:lang w:val="en-CA"/>
         </w:rPr>
-        <w:t>We thank the reviewer for highlighting this. We have first made the appropriate change to refer to Table S2 instead of S1 in this section</w:t>
-      </w:r>
-      <w:r>
-        <w:rPr>
-          <w:rFonts w:ascii="Times New Roman" w:hAnsi="Times New Roman" w:cs="Times New Roman"/>
-          <w:color w:val="4C94D8" w:themeColor="text2" w:themeTint="80"/>
-          <w:shd w:val="clear" w:color="auto" w:fill="FFFFFF"/>
-          <w:lang w:val="en-CA"/>
-        </w:rPr>
-        <w:t>, and have also adjusted the values according to the suggested change.</w:t>
-      </w:r>
-      <w:r>
-        <w:rPr>
-          <w:rFonts w:ascii="Times New Roman" w:hAnsi="Times New Roman" w:cs="Times New Roman"/>
-          <w:i/>
-          <w:iCs/>
-          <w:color w:val="000033"/>
-          <w:lang w:val="en-CA"/>
-        </w:rPr>
-        <w:br/>
-      </w:r>
-      <w:r>
-        <w:rPr>
-          <w:rFonts w:ascii="Times New Roman" w:hAnsi="Times New Roman" w:cs="Times New Roman"/>
-          <w:i/>
-          <w:iCs/>
-          <w:color w:val="000033"/>
-          <w:lang w:val="en-CA"/>
-        </w:rPr>
-        <w:br/>
-      </w:r>
-      <w:r>
-        <w:rPr>
-          <w:rFonts w:ascii="Times New Roman" w:hAnsi="Times New Roman" w:cs="Times New Roman"/>
-          <w:i/>
-          <w:iCs/>
-          <w:color w:val="000033"/>
-          <w:shd w:val="clear" w:color="auto" w:fill="FFFFFF"/>
-          <w:lang w:val="en-CA"/>
-        </w:rPr>
-        <w:t>Paragraph 382 - 401:</w:t>
-      </w:r>
-      <w:r>
-        <w:rPr>
-          <w:rFonts w:ascii="Times New Roman" w:hAnsi="Times New Roman" w:cs="Times New Roman"/>
-          <w:i/>
-          <w:iCs/>
-          <w:color w:val="000033"/>
-          <w:lang w:val="en-CA"/>
-        </w:rPr>
-        <w:br/>
-      </w:r>
-      <w:r>
-        <w:rPr>
-          <w:rFonts w:ascii="Times New Roman" w:hAnsi="Times New Roman" w:cs="Times New Roman"/>
-          <w:i/>
-          <w:iCs/>
-          <w:color w:val="000033"/>
-          <w:shd w:val="clear" w:color="auto" w:fill="FFFFFF"/>
-          <w:lang w:val="en-CA"/>
-        </w:rPr>
-        <w:t>- The opening sentence needs to be rephrased.</w:t>
-      </w:r>
-      <w:r>
-        <w:rPr>
-          <w:rFonts w:ascii="Times New Roman" w:hAnsi="Times New Roman" w:cs="Times New Roman"/>
-          <w:i/>
-          <w:iCs/>
-          <w:color w:val="000033"/>
-          <w:lang w:val="en-CA"/>
-        </w:rPr>
-        <w:br/>
-      </w:r>
-      <w:r>
-        <w:rPr>
-          <w:rFonts w:ascii="Times New Roman" w:hAnsi="Times New Roman" w:cs="Times New Roman"/>
-          <w:i/>
-          <w:iCs/>
-          <w:color w:val="000033"/>
-          <w:shd w:val="clear" w:color="auto" w:fill="FFFFFF"/>
-          <w:lang w:val="en-CA"/>
-        </w:rPr>
-        <w:t>- Using words like "seem" is too colloquial and vague.</w:t>
-      </w:r>
-      <w:r>
-        <w:rPr>
-          <w:rFonts w:ascii="Times New Roman" w:hAnsi="Times New Roman" w:cs="Times New Roman"/>
-          <w:i/>
-          <w:iCs/>
-          <w:color w:val="000033"/>
-          <w:lang w:val="en-CA"/>
-        </w:rPr>
-        <w:br/>
-      </w:r>
-      <w:r>
-        <w:rPr>
-          <w:rFonts w:ascii="Times New Roman" w:hAnsi="Times New Roman" w:cs="Times New Roman"/>
-          <w:i/>
-          <w:iCs/>
-          <w:color w:val="000033"/>
-          <w:shd w:val="clear" w:color="auto" w:fill="FFFFFF"/>
-          <w:lang w:val="en-CA"/>
-        </w:rPr>
-        <w:t>- Make sure it is clear which site/s you are referring to in every statement.</w:t>
+        <w:t>The authors appreciate this comment regarding the discrepancy between the two plots on Figure 4. We have revised the plot generating code and have found a small error which caused the visual difference. We have revised it and have clarified this in the text, in pair with another comment suggesting that we remove Table 2 and adjust the paragraph accordingly.</w:t>
+      </w:r>
+      <w:r>
+        <w:rPr>
+          <w:rFonts w:ascii="Times New Roman" w:hAnsi="Times New Roman" w:cs="Times New Roman"/>
+          <w:i/>
+          <w:iCs/>
+          <w:color w:val="000033"/>
+          <w:lang w:val="en-CA"/>
+        </w:rPr>
+        <w:br/>
+      </w:r>
+      <w:r>
+        <w:rPr>
+          <w:rFonts w:ascii="Times New Roman" w:hAnsi="Times New Roman" w:cs="Times New Roman"/>
+          <w:i/>
+          <w:iCs/>
+          <w:color w:val="000033"/>
+          <w:lang w:val="en-CA"/>
+        </w:rPr>
+        <w:br/>
+      </w:r>
+      <w:r>
+        <w:rPr>
+          <w:rFonts w:ascii="Times New Roman" w:hAnsi="Times New Roman" w:cs="Times New Roman"/>
+          <w:i/>
+          <w:iCs/>
+          <w:color w:val="000033"/>
+          <w:shd w:val="clear" w:color="auto" w:fill="FFFFFF"/>
+          <w:lang w:val="en-CA"/>
+        </w:rPr>
+        <w:t>Line 364, 366, 368 and Table S2: Did you mean "full" or "global" models? Be consistent as these appear interchangeably.</w:t>
       </w:r>
     </w:p>
     <w:p>
@@ -1331,89 +1128,44 @@
           <w:shd w:val="clear" w:color="auto" w:fill="FFFFFF"/>
           <w:lang w:val="en-CA"/>
         </w:rPr>
-        <w:t>The authors thank the reviewers for their comment on this paragraph. The opening sentence was rephrased and all mentions of “seem” through the manuscript were addressed. We also reviewed the paragraph to make sure the sites are clearly mentioned with every statement for clarity.</w:t>
-      </w:r>
-      <w:r>
-        <w:rPr>
-          <w:rFonts w:ascii="Times New Roman" w:hAnsi="Times New Roman" w:cs="Times New Roman"/>
-          <w:i/>
-          <w:iCs/>
-          <w:color w:val="000033"/>
-          <w:lang w:val="en-CA"/>
-        </w:rPr>
-        <w:br/>
-      </w:r>
-      <w:r>
-        <w:rPr>
-          <w:rFonts w:ascii="Times New Roman" w:hAnsi="Times New Roman" w:cs="Times New Roman"/>
-          <w:i/>
-          <w:iCs/>
-          <w:color w:val="000033"/>
-          <w:lang w:val="en-CA"/>
-        </w:rPr>
-        <w:lastRenderedPageBreak/>
-        <w:br/>
-      </w:r>
-      <w:r>
-        <w:rPr>
-          <w:rFonts w:ascii="Times New Roman" w:hAnsi="Times New Roman" w:cs="Times New Roman"/>
-          <w:i/>
-          <w:iCs/>
-          <w:color w:val="000033"/>
-          <w:shd w:val="clear" w:color="auto" w:fill="FFFFFF"/>
-          <w:lang w:val="en-CA"/>
-        </w:rPr>
-        <w:t>Figure 5 caption:</w:t>
-      </w:r>
-      <w:r>
-        <w:rPr>
-          <w:rFonts w:ascii="Times New Roman" w:hAnsi="Times New Roman" w:cs="Times New Roman"/>
-          <w:i/>
-          <w:iCs/>
-          <w:color w:val="000033"/>
-          <w:lang w:val="en-CA"/>
-        </w:rPr>
-        <w:br/>
-      </w:r>
-      <w:r>
-        <w:rPr>
-          <w:rFonts w:ascii="Times New Roman" w:hAnsi="Times New Roman" w:cs="Times New Roman"/>
-          <w:i/>
-          <w:iCs/>
-          <w:color w:val="000033"/>
-          <w:shd w:val="clear" w:color="auto" w:fill="FFFFFF"/>
-          <w:lang w:val="en-CA"/>
-        </w:rPr>
-        <w:t>- The information in the caption should provide more detail to allow the figure to be independently understood. For example, you say "in a given radius area" - the radii need to be mentioned in the caption or figure.</w:t>
-      </w:r>
-      <w:r>
-        <w:rPr>
-          <w:rFonts w:ascii="Times New Roman" w:hAnsi="Times New Roman" w:cs="Times New Roman"/>
-          <w:i/>
-          <w:iCs/>
-          <w:color w:val="000033"/>
-          <w:lang w:val="en-CA"/>
-        </w:rPr>
-        <w:br/>
-      </w:r>
-      <w:r>
-        <w:rPr>
-          <w:rFonts w:ascii="Times New Roman" w:hAnsi="Times New Roman" w:cs="Times New Roman"/>
-          <w:i/>
-          <w:iCs/>
-          <w:color w:val="000033"/>
-          <w:shd w:val="clear" w:color="auto" w:fill="FFFFFF"/>
-          <w:lang w:val="en-CA"/>
-        </w:rPr>
-        <w:t>- I believe that variables are in Table 3 in the current draft, not Table 2.</w:t>
+        <w:t>We thank the reviewer for this comment. The terms were adjusted and global model as used throughout.</w:t>
+      </w:r>
+      <w:r>
+        <w:rPr>
+          <w:rFonts w:ascii="Times New Roman" w:hAnsi="Times New Roman" w:cs="Times New Roman"/>
+          <w:i/>
+          <w:iCs/>
+          <w:color w:val="000033"/>
+          <w:lang w:val="en-CA"/>
+        </w:rPr>
+        <w:br/>
+      </w:r>
+      <w:r>
+        <w:rPr>
+          <w:rFonts w:ascii="Times New Roman" w:hAnsi="Times New Roman" w:cs="Times New Roman"/>
+          <w:i/>
+          <w:iCs/>
+          <w:color w:val="000033"/>
+          <w:lang w:val="en-CA"/>
+        </w:rPr>
+        <w:br/>
+      </w:r>
+      <w:r>
+        <w:rPr>
+          <w:rFonts w:ascii="Times New Roman" w:hAnsi="Times New Roman" w:cs="Times New Roman"/>
+          <w:i/>
+          <w:iCs/>
+          <w:color w:val="000033"/>
+          <w:shd w:val="clear" w:color="auto" w:fill="FFFFFF"/>
+          <w:lang w:val="en-CA"/>
+        </w:rPr>
+        <w:t>Lines 365-366 and 369, 372: It looks to me like the reference to Table S1 belongs in the previous sub-section. The information here relates to Table S2. Also, referring to it multiple times seems redundant.</w:t>
       </w:r>
     </w:p>
     <w:p>
       <w:pPr>
         <w:rPr>
           <w:rFonts w:ascii="Times New Roman" w:hAnsi="Times New Roman" w:cs="Times New Roman"/>
-          <w:i/>
-          <w:iCs/>
           <w:color w:val="000033"/>
           <w:shd w:val="clear" w:color="auto" w:fill="FFFFFF"/>
           <w:lang w:val="en-CA"/>
@@ -1426,184 +1178,107 @@
           <w:shd w:val="clear" w:color="auto" w:fill="FFFFFF"/>
           <w:lang w:val="en-CA"/>
         </w:rPr>
-        <w:t>The authors thank the reviewer for these insights into clarity of figure 5. We have made additional changes to include more precision as well as changed the reference to Table 3 which was indeed inaccurate in this draft of the manuscript.</w:t>
-      </w:r>
-      <w:r>
-        <w:rPr>
-          <w:rFonts w:ascii="Times New Roman" w:hAnsi="Times New Roman" w:cs="Times New Roman"/>
-          <w:i/>
-          <w:iCs/>
-          <w:color w:val="000033"/>
-          <w:lang w:val="en-CA"/>
-        </w:rPr>
-        <w:br/>
-      </w:r>
-      <w:r>
-        <w:rPr>
-          <w:rFonts w:ascii="Times New Roman" w:hAnsi="Times New Roman" w:cs="Times New Roman"/>
-          <w:i/>
-          <w:iCs/>
-          <w:color w:val="000033"/>
-          <w:lang w:val="en-CA"/>
-        </w:rPr>
-        <w:br/>
-      </w:r>
-      <w:r>
-        <w:rPr>
-          <w:rFonts w:ascii="Times New Roman" w:hAnsi="Times New Roman" w:cs="Times New Roman"/>
-          <w:i/>
-          <w:iCs/>
-          <w:color w:val="000033"/>
-          <w:shd w:val="clear" w:color="auto" w:fill="FFFFFF"/>
-          <w:lang w:val="en-CA"/>
-        </w:rPr>
-        <w:t>DISCUSSION</w:t>
-      </w:r>
-      <w:r>
-        <w:rPr>
-          <w:rFonts w:ascii="Times New Roman" w:hAnsi="Times New Roman" w:cs="Times New Roman"/>
-          <w:i/>
-          <w:iCs/>
-          <w:color w:val="000033"/>
-          <w:lang w:val="en-CA"/>
-        </w:rPr>
-        <w:br/>
-      </w:r>
-      <w:r>
-        <w:rPr>
-          <w:rFonts w:ascii="Times New Roman" w:hAnsi="Times New Roman" w:cs="Times New Roman"/>
-          <w:i/>
-          <w:iCs/>
-          <w:color w:val="000033"/>
-          <w:shd w:val="clear" w:color="auto" w:fill="FFFFFF"/>
-          <w:lang w:val="en-CA"/>
-        </w:rPr>
-        <w:t>Line 415: Please clarify in the text what UGS is before starting to use the initialism.</w:t>
-      </w:r>
-      <w:r>
-        <w:rPr>
-          <w:rFonts w:ascii="Times New Roman" w:hAnsi="Times New Roman" w:cs="Times New Roman"/>
-          <w:i/>
-          <w:iCs/>
-          <w:color w:val="000033"/>
-          <w:lang w:val="en-CA"/>
-        </w:rPr>
-        <w:br/>
-      </w:r>
-      <w:r>
-        <w:rPr>
-          <w:rFonts w:ascii="Times New Roman" w:hAnsi="Times New Roman" w:cs="Times New Roman"/>
-          <w:i/>
-          <w:iCs/>
-          <w:color w:val="000033"/>
-          <w:shd w:val="clear" w:color="auto" w:fill="FFFFFF"/>
-          <w:lang w:val="en-CA"/>
-        </w:rPr>
-        <w:t>Line 422: Clarify that these are WINTER home ranges.</w:t>
-      </w:r>
-      <w:r>
-        <w:rPr>
-          <w:rFonts w:ascii="Times New Roman" w:hAnsi="Times New Roman" w:cs="Times New Roman"/>
-          <w:i/>
-          <w:iCs/>
-          <w:color w:val="000033"/>
-          <w:lang w:val="en-CA"/>
-        </w:rPr>
-        <w:br/>
-      </w:r>
-      <w:r>
-        <w:rPr>
-          <w:rFonts w:ascii="Times New Roman" w:hAnsi="Times New Roman" w:cs="Times New Roman"/>
-          <w:i/>
-          <w:iCs/>
-          <w:color w:val="000033"/>
-          <w:lang w:val="en-CA"/>
-        </w:rPr>
-        <w:br/>
-      </w:r>
-      <w:r>
-        <w:rPr>
-          <w:rFonts w:ascii="Times New Roman" w:hAnsi="Times New Roman" w:cs="Times New Roman"/>
-          <w:i/>
-          <w:iCs/>
-          <w:color w:val="000033"/>
-          <w:shd w:val="clear" w:color="auto" w:fill="FFFFFF"/>
-          <w:lang w:val="en-CA"/>
-        </w:rPr>
-        <w:t>Table S1 - the Variables column is redundant as the variables are the same in every row. Just describe the variables in the caption text.</w:t>
-      </w:r>
-      <w:r>
-        <w:rPr>
-          <w:rFonts w:ascii="Times New Roman" w:hAnsi="Times New Roman" w:cs="Times New Roman"/>
-          <w:i/>
-          <w:iCs/>
-          <w:color w:val="000033"/>
-          <w:lang w:val="en-CA"/>
-        </w:rPr>
-        <w:br/>
-      </w:r>
-      <w:r>
-        <w:rPr>
-          <w:rFonts w:ascii="Times New Roman" w:hAnsi="Times New Roman" w:cs="Times New Roman"/>
-          <w:i/>
-          <w:iCs/>
-          <w:color w:val="000033"/>
-          <w:shd w:val="clear" w:color="auto" w:fill="FFFFFF"/>
-          <w:lang w:val="en-CA"/>
-        </w:rPr>
-        <w:t>Tables S2 - highlight the top model/s' AICc score in bold or some other way.</w:t>
-      </w:r>
-      <w:r>
-        <w:rPr>
-          <w:rFonts w:ascii="Times New Roman" w:hAnsi="Times New Roman" w:cs="Times New Roman"/>
-          <w:i/>
-          <w:iCs/>
-          <w:color w:val="000033"/>
-          <w:lang w:val="en-CA"/>
-        </w:rPr>
-        <w:br/>
-      </w:r>
-      <w:r>
-        <w:rPr>
-          <w:rFonts w:ascii="Times New Roman" w:hAnsi="Times New Roman" w:cs="Times New Roman"/>
-          <w:i/>
-          <w:iCs/>
-          <w:color w:val="000033"/>
-          <w:lang w:val="en-CA"/>
-        </w:rPr>
-        <w:br/>
-      </w:r>
-      <w:r>
-        <w:rPr>
-          <w:rFonts w:ascii="Times New Roman" w:hAnsi="Times New Roman" w:cs="Times New Roman"/>
-          <w:b/>
-          <w:bCs/>
-          <w:i/>
-          <w:iCs/>
-          <w:color w:val="000033"/>
-          <w:shd w:val="clear" w:color="auto" w:fill="FFFFFF"/>
-          <w:lang w:val="en-CA"/>
-        </w:rPr>
-        <w:t>Reviewer #2:</w:t>
-      </w:r>
-      <w:r>
-        <w:rPr>
-          <w:rFonts w:ascii="Times New Roman" w:hAnsi="Times New Roman" w:cs="Times New Roman"/>
-          <w:i/>
-          <w:iCs/>
-          <w:color w:val="000033"/>
-          <w:shd w:val="clear" w:color="auto" w:fill="FFFFFF"/>
-          <w:lang w:val="en-CA"/>
-        </w:rPr>
-        <w:t xml:space="preserve"> </w:t>
+        <w:t>The authors thank the reviewer for this comment. We have indeed changed the reference to the appropriate table (S2 as opposed to previously S1), and have removed subsequent referencing of it after the first mention in the paragraph to improve the flow for the reader.</w:t>
+      </w:r>
+      <w:r>
+        <w:rPr>
+          <w:rFonts w:ascii="Times New Roman" w:hAnsi="Times New Roman" w:cs="Times New Roman"/>
+          <w:i/>
+          <w:iCs/>
+          <w:color w:val="000033"/>
+          <w:lang w:val="en-CA"/>
+        </w:rPr>
+        <w:br/>
+      </w:r>
+      <w:r>
+        <w:rPr>
+          <w:rFonts w:ascii="Times New Roman" w:hAnsi="Times New Roman" w:cs="Times New Roman"/>
+          <w:i/>
+          <w:iCs/>
+          <w:color w:val="000033"/>
+          <w:lang w:val="en-CA"/>
+        </w:rPr>
+        <w:br/>
+      </w:r>
+      <w:r>
+        <w:rPr>
+          <w:rFonts w:ascii="Times New Roman" w:hAnsi="Times New Roman" w:cs="Times New Roman"/>
+          <w:i/>
+          <w:iCs/>
+          <w:color w:val="000033"/>
+          <w:shd w:val="clear" w:color="auto" w:fill="FFFFFF"/>
+          <w:lang w:val="en-CA"/>
+        </w:rPr>
+        <w:t>Paragraph 363-374: Use consistent terminology/format in reporting AIC scores.</w:t>
+      </w:r>
+      <w:r>
+        <w:rPr>
+          <w:rFonts w:ascii="Times New Roman" w:hAnsi="Times New Roman" w:cs="Times New Roman"/>
+          <w:i/>
+          <w:iCs/>
+          <w:color w:val="000033"/>
+          <w:lang w:val="en-CA"/>
+        </w:rPr>
+        <w:br/>
+      </w:r>
+      <w:r>
+        <w:rPr>
+          <w:rFonts w:ascii="Times New Roman" w:hAnsi="Times New Roman" w:cs="Times New Roman"/>
+          <w:i/>
+          <w:iCs/>
+          <w:color w:val="000033"/>
+          <w:shd w:val="clear" w:color="auto" w:fill="FFFFFF"/>
+          <w:lang w:val="en-CA"/>
+        </w:rPr>
+        <w:t>I recommend sticking to the style:</w:t>
+      </w:r>
+      <w:r>
+        <w:rPr>
+          <w:rFonts w:ascii="Times New Roman" w:hAnsi="Times New Roman" w:cs="Times New Roman"/>
+          <w:i/>
+          <w:iCs/>
+          <w:color w:val="000033"/>
+          <w:lang w:val="en-CA"/>
+        </w:rPr>
+        <w:br/>
+      </w:r>
+      <w:r>
+        <w:rPr>
+          <w:rFonts w:ascii="Times New Roman" w:hAnsi="Times New Roman" w:cs="Times New Roman"/>
+          <w:i/>
+          <w:iCs/>
+          <w:color w:val="000033"/>
+          <w:shd w:val="clear" w:color="auto" w:fill="FFFFFF"/>
+          <w:lang w:val="en-CA"/>
+        </w:rPr>
+        <w:t>∆AICc &lt; 10</w:t>
+      </w:r>
+      <w:r>
+        <w:rPr>
+          <w:rFonts w:ascii="Times New Roman" w:hAnsi="Times New Roman" w:cs="Times New Roman"/>
+          <w:i/>
+          <w:iCs/>
+          <w:color w:val="000033"/>
+          <w:lang w:val="en-CA"/>
+        </w:rPr>
+        <w:br/>
+      </w:r>
+      <w:r>
+        <w:rPr>
+          <w:rFonts w:ascii="Times New Roman" w:hAnsi="Times New Roman" w:cs="Times New Roman"/>
+          <w:i/>
+          <w:iCs/>
+          <w:color w:val="000033"/>
+          <w:shd w:val="clear" w:color="auto" w:fill="FFFFFF"/>
+          <w:lang w:val="en-CA"/>
+        </w:rPr>
+        <w:t>I think phrases like "&lt; 2AICc units from…." and " &gt; 10 D AICc values between…" are less preferable. Whatever you choose, be consistent.</w:t>
       </w:r>
     </w:p>
     <w:p>
       <w:pPr>
         <w:rPr>
           <w:rFonts w:ascii="Times New Roman" w:hAnsi="Times New Roman" w:cs="Times New Roman"/>
-          <w:i/>
-          <w:iCs/>
           <w:color w:val="000033"/>
           <w:shd w:val="clear" w:color="auto" w:fill="FFFFFF"/>
           <w:lang w:val="en-CA"/>
@@ -1612,13 +1287,588 @@
       <w:r>
         <w:rPr>
           <w:rFonts w:ascii="Times New Roman" w:hAnsi="Times New Roman" w:cs="Times New Roman"/>
-          <w:i/>
-          <w:iCs/>
-          <w:color w:val="000033"/>
-          <w:shd w:val="clear" w:color="auto" w:fill="FFFFFF"/>
-          <w:lang w:val="en-CA"/>
-        </w:rPr>
-        <w:t>I appreciate the authors' careful attention to my previous comments. The manuscript is substantially improved. In particular, the translocation design is now much clearer, methodological limitations associated with tracking and spatial scale are more transparent, and the interpretations of home-range differences, apparent survival, and scale of habitat association have been appropriately tempered. I am satisfied that the major concerns raised in my initial review have been addressed, and I think the manuscript is now close to being suitable for publication.</w:t>
+          <w:color w:val="4C94D8" w:themeColor="text2" w:themeTint="80"/>
+          <w:shd w:val="clear" w:color="auto" w:fill="FFFFFF"/>
+          <w:lang w:val="en-CA"/>
+        </w:rPr>
+        <w:t xml:space="preserve">The authors are grateful for the reviewer’s comment. To increase clarity and </w:t>
+      </w:r>
+      <w:r>
+        <w:rPr>
+          <w:rFonts w:ascii="Times New Roman" w:hAnsi="Times New Roman" w:cs="Times New Roman"/>
+          <w:color w:val="4C94D8" w:themeColor="text2" w:themeTint="80"/>
+          <w:shd w:val="clear" w:color="auto" w:fill="FFFFFF"/>
+          <w:lang w:val="en-CA"/>
+        </w:rPr>
+        <w:t>to improve consistency, we have rephrased our reporting of the AIC scores for them to be the same throughout the paragraph.</w:t>
+      </w:r>
+      <w:r>
+        <w:rPr>
+          <w:rFonts w:ascii="Times New Roman" w:hAnsi="Times New Roman" w:cs="Times New Roman"/>
+          <w:i/>
+          <w:iCs/>
+          <w:color w:val="000033"/>
+          <w:lang w:val="en-CA"/>
+        </w:rPr>
+        <w:br/>
+      </w:r>
+      <w:r>
+        <w:rPr>
+          <w:rFonts w:ascii="Times New Roman" w:hAnsi="Times New Roman" w:cs="Times New Roman"/>
+          <w:i/>
+          <w:iCs/>
+          <w:color w:val="000033"/>
+          <w:lang w:val="en-CA"/>
+        </w:rPr>
+        <w:br/>
+      </w:r>
+      <w:r>
+        <w:rPr>
+          <w:rFonts w:ascii="Times New Roman" w:hAnsi="Times New Roman" w:cs="Times New Roman"/>
+          <w:i/>
+          <w:iCs/>
+          <w:color w:val="000033"/>
+          <w:shd w:val="clear" w:color="auto" w:fill="FFFFFF"/>
+          <w:lang w:val="en-CA"/>
+        </w:rPr>
+        <w:t>Lines 370-372 AIC difference: This is wrong according to the data in Table S2. The delta AIC is &gt;3 given 444.7 vs. 447.9</w:t>
+      </w:r>
+    </w:p>
+    <w:p>
+      <w:pPr>
+        <w:rPr>
+          <w:rFonts w:ascii="Times New Roman" w:hAnsi="Times New Roman" w:cs="Times New Roman"/>
+          <w:color w:val="000033"/>
+          <w:shd w:val="clear" w:color="auto" w:fill="FFFFFF"/>
+          <w:lang w:val="en-CA"/>
+        </w:rPr>
+      </w:pPr>
+      <w:r>
+        <w:rPr>
+          <w:rFonts w:ascii="Times New Roman" w:hAnsi="Times New Roman" w:cs="Times New Roman"/>
+          <w:color w:val="4C94D8" w:themeColor="text2" w:themeTint="80"/>
+          <w:shd w:val="clear" w:color="auto" w:fill="FFFFFF"/>
+          <w:lang w:val="en-CA"/>
+        </w:rPr>
+        <w:lastRenderedPageBreak/>
+        <w:t>We thank the reviewer for highlighting this. We have first made the appropriate change to refer to Table S2 instead of S1 in this section</w:t>
+      </w:r>
+      <w:r>
+        <w:rPr>
+          <w:rFonts w:ascii="Times New Roman" w:hAnsi="Times New Roman" w:cs="Times New Roman"/>
+          <w:color w:val="4C94D8" w:themeColor="text2" w:themeTint="80"/>
+          <w:shd w:val="clear" w:color="auto" w:fill="FFFFFF"/>
+          <w:lang w:val="en-CA"/>
+        </w:rPr>
+        <w:t>, and have also adjusted the values according to the suggested change.</w:t>
+      </w:r>
+      <w:r>
+        <w:rPr>
+          <w:rFonts w:ascii="Times New Roman" w:hAnsi="Times New Roman" w:cs="Times New Roman"/>
+          <w:i/>
+          <w:iCs/>
+          <w:color w:val="000033"/>
+          <w:lang w:val="en-CA"/>
+        </w:rPr>
+        <w:br/>
+      </w:r>
+      <w:r>
+        <w:rPr>
+          <w:rFonts w:ascii="Times New Roman" w:hAnsi="Times New Roman" w:cs="Times New Roman"/>
+          <w:i/>
+          <w:iCs/>
+          <w:color w:val="000033"/>
+          <w:lang w:val="en-CA"/>
+        </w:rPr>
+        <w:br/>
+      </w:r>
+      <w:r>
+        <w:rPr>
+          <w:rFonts w:ascii="Times New Roman" w:hAnsi="Times New Roman" w:cs="Times New Roman"/>
+          <w:i/>
+          <w:iCs/>
+          <w:color w:val="000033"/>
+          <w:shd w:val="clear" w:color="auto" w:fill="FFFFFF"/>
+          <w:lang w:val="en-CA"/>
+        </w:rPr>
+        <w:t>Paragraph 382 - 401:</w:t>
+      </w:r>
+      <w:r>
+        <w:rPr>
+          <w:rFonts w:ascii="Times New Roman" w:hAnsi="Times New Roman" w:cs="Times New Roman"/>
+          <w:i/>
+          <w:iCs/>
+          <w:color w:val="000033"/>
+          <w:lang w:val="en-CA"/>
+        </w:rPr>
+        <w:br/>
+      </w:r>
+      <w:r>
+        <w:rPr>
+          <w:rFonts w:ascii="Times New Roman" w:hAnsi="Times New Roman" w:cs="Times New Roman"/>
+          <w:i/>
+          <w:iCs/>
+          <w:color w:val="000033"/>
+          <w:shd w:val="clear" w:color="auto" w:fill="FFFFFF"/>
+          <w:lang w:val="en-CA"/>
+        </w:rPr>
+        <w:t>- The opening sentence needs to be rephrased.</w:t>
+      </w:r>
+      <w:r>
+        <w:rPr>
+          <w:rFonts w:ascii="Times New Roman" w:hAnsi="Times New Roman" w:cs="Times New Roman"/>
+          <w:i/>
+          <w:iCs/>
+          <w:color w:val="000033"/>
+          <w:lang w:val="en-CA"/>
+        </w:rPr>
+        <w:br/>
+      </w:r>
+      <w:r>
+        <w:rPr>
+          <w:rFonts w:ascii="Times New Roman" w:hAnsi="Times New Roman" w:cs="Times New Roman"/>
+          <w:i/>
+          <w:iCs/>
+          <w:color w:val="000033"/>
+          <w:shd w:val="clear" w:color="auto" w:fill="FFFFFF"/>
+          <w:lang w:val="en-CA"/>
+        </w:rPr>
+        <w:t>- Using words like "seem" is too colloquial and vague.</w:t>
+      </w:r>
+      <w:r>
+        <w:rPr>
+          <w:rFonts w:ascii="Times New Roman" w:hAnsi="Times New Roman" w:cs="Times New Roman"/>
+          <w:i/>
+          <w:iCs/>
+          <w:color w:val="000033"/>
+          <w:lang w:val="en-CA"/>
+        </w:rPr>
+        <w:br/>
+      </w:r>
+      <w:r>
+        <w:rPr>
+          <w:rFonts w:ascii="Times New Roman" w:hAnsi="Times New Roman" w:cs="Times New Roman"/>
+          <w:i/>
+          <w:iCs/>
+          <w:color w:val="000033"/>
+          <w:shd w:val="clear" w:color="auto" w:fill="FFFFFF"/>
+          <w:lang w:val="en-CA"/>
+        </w:rPr>
+        <w:t>- Make sure it is clear which site/s you are referring to in every statement.</w:t>
+      </w:r>
+    </w:p>
+    <w:p>
+      <w:pPr>
+        <w:rPr>
+          <w:rFonts w:ascii="Times New Roman" w:hAnsi="Times New Roman" w:cs="Times New Roman"/>
+          <w:i/>
+          <w:iCs/>
+          <w:color w:val="000033"/>
+          <w:shd w:val="clear" w:color="auto" w:fill="FFFFFF"/>
+          <w:lang w:val="en-CA"/>
+        </w:rPr>
+      </w:pPr>
+      <w:r>
+        <w:rPr>
+          <w:rFonts w:ascii="Times New Roman" w:hAnsi="Times New Roman" w:cs="Times New Roman"/>
+          <w:color w:val="4C94D8" w:themeColor="text2" w:themeTint="80"/>
+          <w:shd w:val="clear" w:color="auto" w:fill="FFFFFF"/>
+          <w:lang w:val="en-CA"/>
+        </w:rPr>
+        <w:t>The authors thank the reviewers for their comment on this paragraph. The opening sentence was rephrased and all mentions of “seem” through the manuscript were addressed. We also reviewed the paragraph to make sure the sites are clearly mentioned with every statement for clarity.</w:t>
+      </w:r>
+      <w:r>
+        <w:rPr>
+          <w:rFonts w:ascii="Times New Roman" w:hAnsi="Times New Roman" w:cs="Times New Roman"/>
+          <w:i/>
+          <w:iCs/>
+          <w:color w:val="000033"/>
+          <w:lang w:val="en-CA"/>
+        </w:rPr>
+        <w:br/>
+      </w:r>
+      <w:r>
+        <w:rPr>
+          <w:rFonts w:ascii="Times New Roman" w:hAnsi="Times New Roman" w:cs="Times New Roman"/>
+          <w:i/>
+          <w:iCs/>
+          <w:color w:val="000033"/>
+          <w:lang w:val="en-CA"/>
+        </w:rPr>
+        <w:br/>
+      </w:r>
+      <w:r>
+        <w:rPr>
+          <w:rFonts w:ascii="Times New Roman" w:hAnsi="Times New Roman" w:cs="Times New Roman"/>
+          <w:i/>
+          <w:iCs/>
+          <w:color w:val="000033"/>
+          <w:shd w:val="clear" w:color="auto" w:fill="FFFFFF"/>
+          <w:lang w:val="en-CA"/>
+        </w:rPr>
+        <w:t>Figure 5 caption:</w:t>
+      </w:r>
+      <w:r>
+        <w:rPr>
+          <w:rFonts w:ascii="Times New Roman" w:hAnsi="Times New Roman" w:cs="Times New Roman"/>
+          <w:i/>
+          <w:iCs/>
+          <w:color w:val="000033"/>
+          <w:lang w:val="en-CA"/>
+        </w:rPr>
+        <w:br/>
+      </w:r>
+      <w:r>
+        <w:rPr>
+          <w:rFonts w:ascii="Times New Roman" w:hAnsi="Times New Roman" w:cs="Times New Roman"/>
+          <w:i/>
+          <w:iCs/>
+          <w:color w:val="000033"/>
+          <w:shd w:val="clear" w:color="auto" w:fill="FFFFFF"/>
+          <w:lang w:val="en-CA"/>
+        </w:rPr>
+        <w:t>- The information in the caption should provide more detail to allow the figure to be independently understood. For example, you say "in a given radius area" - the radii need to be mentioned in the caption or figure.</w:t>
+      </w:r>
+      <w:r>
+        <w:rPr>
+          <w:rFonts w:ascii="Times New Roman" w:hAnsi="Times New Roman" w:cs="Times New Roman"/>
+          <w:i/>
+          <w:iCs/>
+          <w:color w:val="000033"/>
+          <w:lang w:val="en-CA"/>
+        </w:rPr>
+        <w:br/>
+      </w:r>
+      <w:r>
+        <w:rPr>
+          <w:rFonts w:ascii="Times New Roman" w:hAnsi="Times New Roman" w:cs="Times New Roman"/>
+          <w:i/>
+          <w:iCs/>
+          <w:color w:val="000033"/>
+          <w:shd w:val="clear" w:color="auto" w:fill="FFFFFF"/>
+          <w:lang w:val="en-CA"/>
+        </w:rPr>
+        <w:t>- I believe that variables are in Table 3 in the current draft, not Table 2.</w:t>
+      </w:r>
+    </w:p>
+    <w:p>
+      <w:pPr>
+        <w:rPr>
+          <w:rFonts w:ascii="Times New Roman" w:hAnsi="Times New Roman" w:cs="Times New Roman"/>
+          <w:color w:val="000033"/>
+          <w:shd w:val="clear" w:color="auto" w:fill="FFFFFF"/>
+          <w:lang w:val="en-CA"/>
+        </w:rPr>
+      </w:pPr>
+      <w:r>
+        <w:rPr>
+          <w:rFonts w:ascii="Times New Roman" w:hAnsi="Times New Roman" w:cs="Times New Roman"/>
+          <w:color w:val="4C94D8" w:themeColor="text2" w:themeTint="80"/>
+          <w:shd w:val="clear" w:color="auto" w:fill="FFFFFF"/>
+          <w:lang w:val="en-CA"/>
+        </w:rPr>
+        <w:t>The authors thank the reviewer for these insights into clarity of figure 5. We have made additional changes to include more precision as well as changed the reference to Table 3 which was indeed inaccurate in this draft of the manuscript.</w:t>
+      </w:r>
+      <w:r>
+        <w:rPr>
+          <w:rFonts w:ascii="Times New Roman" w:hAnsi="Times New Roman" w:cs="Times New Roman"/>
+          <w:i/>
+          <w:iCs/>
+          <w:color w:val="000033"/>
+          <w:lang w:val="en-CA"/>
+        </w:rPr>
+        <w:br/>
+      </w:r>
+      <w:r>
+        <w:rPr>
+          <w:rFonts w:ascii="Times New Roman" w:hAnsi="Times New Roman" w:cs="Times New Roman"/>
+          <w:i/>
+          <w:iCs/>
+          <w:color w:val="000033"/>
+          <w:lang w:val="en-CA"/>
+        </w:rPr>
+        <w:br/>
+      </w:r>
+      <w:r>
+        <w:rPr>
+          <w:rFonts w:ascii="Times New Roman" w:hAnsi="Times New Roman" w:cs="Times New Roman"/>
+          <w:i/>
+          <w:iCs/>
+          <w:color w:val="000033"/>
+          <w:shd w:val="clear" w:color="auto" w:fill="FFFFFF"/>
+          <w:lang w:val="en-CA"/>
+        </w:rPr>
+        <w:t>DISCUSSION</w:t>
+      </w:r>
+      <w:r>
+        <w:rPr>
+          <w:rFonts w:ascii="Times New Roman" w:hAnsi="Times New Roman" w:cs="Times New Roman"/>
+          <w:i/>
+          <w:iCs/>
+          <w:color w:val="000033"/>
+          <w:lang w:val="en-CA"/>
+        </w:rPr>
+        <w:br/>
+      </w:r>
+      <w:r>
+        <w:rPr>
+          <w:rFonts w:ascii="Times New Roman" w:hAnsi="Times New Roman" w:cs="Times New Roman"/>
+          <w:i/>
+          <w:iCs/>
+          <w:color w:val="000033"/>
+          <w:shd w:val="clear" w:color="auto" w:fill="FFFFFF"/>
+          <w:lang w:val="en-CA"/>
+        </w:rPr>
+        <w:t>Line 415: Please clarify in the text what UGS is before starting to use the initialism.</w:t>
+      </w:r>
+    </w:p>
+    <w:p>
+      <w:pPr>
+        <w:rPr>
+          <w:rFonts w:ascii="Times New Roman" w:hAnsi="Times New Roman" w:cs="Times New Roman"/>
+          <w:i/>
+          <w:iCs/>
+          <w:color w:val="000033"/>
+          <w:lang w:val="en-CA"/>
+        </w:rPr>
+      </w:pPr>
+      <w:r>
+        <w:rPr>
+          <w:rFonts w:ascii="Times New Roman" w:hAnsi="Times New Roman" w:cs="Times New Roman"/>
+          <w:color w:val="4C94D8" w:themeColor="text2" w:themeTint="80"/>
+          <w:shd w:val="clear" w:color="auto" w:fill="FFFFFF"/>
+          <w:lang w:val="en-CA"/>
+        </w:rPr>
+        <w:t>As recommended by the reviewer, we have included the full term “urban green spaces” before moving on to using the initialism UGS for the rest of the paragraph.</w:t>
+      </w:r>
+    </w:p>
+    <w:p>
+      <w:pPr>
+        <w:rPr>
+          <w:rFonts w:ascii="Times New Roman" w:hAnsi="Times New Roman" w:cs="Times New Roman"/>
+          <w:color w:val="000033"/>
+          <w:shd w:val="clear" w:color="auto" w:fill="FFFFFF"/>
+          <w:lang w:val="en-CA"/>
+        </w:rPr>
+      </w:pPr>
+      <w:r>
+        <w:rPr>
+          <w:rFonts w:ascii="Times New Roman" w:hAnsi="Times New Roman" w:cs="Times New Roman"/>
+          <w:i/>
+          <w:iCs/>
+          <w:color w:val="000033"/>
+          <w:lang w:val="en-CA"/>
+        </w:rPr>
+        <w:br/>
+      </w:r>
+      <w:r>
+        <w:rPr>
+          <w:rFonts w:ascii="Times New Roman" w:hAnsi="Times New Roman" w:cs="Times New Roman"/>
+          <w:i/>
+          <w:iCs/>
+          <w:color w:val="000033"/>
+          <w:shd w:val="clear" w:color="auto" w:fill="FFFFFF"/>
+          <w:lang w:val="en-CA"/>
+        </w:rPr>
+        <w:t>Line 422: Clarify that these are WINTER home ranges.</w:t>
+      </w:r>
+    </w:p>
+    <w:p>
+      <w:pPr>
+        <w:rPr>
+          <w:rFonts w:ascii="Times New Roman" w:hAnsi="Times New Roman" w:cs="Times New Roman"/>
+          <w:color w:val="000033"/>
+          <w:shd w:val="clear" w:color="auto" w:fill="FFFFFF"/>
+          <w:lang w:val="en-CA"/>
+        </w:rPr>
+      </w:pPr>
+      <w:r>
+        <w:rPr>
+          <w:rFonts w:ascii="Times New Roman" w:hAnsi="Times New Roman" w:cs="Times New Roman"/>
+          <w:color w:val="4C94D8" w:themeColor="text2" w:themeTint="80"/>
+          <w:shd w:val="clear" w:color="auto" w:fill="FFFFFF"/>
+          <w:lang w:val="en-CA"/>
+        </w:rPr>
+        <w:t>We agree with this comment by the reviewer and have changed “non-breeding season” for “winter season”.</w:t>
+      </w:r>
+      <w:r>
+        <w:rPr>
+          <w:rFonts w:ascii="Times New Roman" w:hAnsi="Times New Roman" w:cs="Times New Roman"/>
+          <w:i/>
+          <w:iCs/>
+          <w:color w:val="000033"/>
+          <w:lang w:val="en-CA"/>
+        </w:rPr>
+        <w:br/>
+      </w:r>
+      <w:r>
+        <w:rPr>
+          <w:rFonts w:ascii="Times New Roman" w:hAnsi="Times New Roman" w:cs="Times New Roman"/>
+          <w:i/>
+          <w:iCs/>
+          <w:color w:val="000033"/>
+          <w:lang w:val="en-CA"/>
+        </w:rPr>
+        <w:br/>
+      </w:r>
+      <w:r>
+        <w:rPr>
+          <w:rFonts w:ascii="Times New Roman" w:hAnsi="Times New Roman" w:cs="Times New Roman"/>
+          <w:i/>
+          <w:iCs/>
+          <w:color w:val="000033"/>
+          <w:shd w:val="clear" w:color="auto" w:fill="FFFFFF"/>
+          <w:lang w:val="en-CA"/>
+        </w:rPr>
+        <w:t>Table S1 - the Variables column is redundant as the variables are the same in every row. Just describe the variables in the caption text.</w:t>
+      </w:r>
+    </w:p>
+    <w:p>
+      <w:pPr>
+        <w:rPr>
+          <w:rFonts w:ascii="Times New Roman" w:hAnsi="Times New Roman" w:cs="Times New Roman"/>
+          <w:color w:val="4C94D8" w:themeColor="text2" w:themeTint="80"/>
+          <w:shd w:val="clear" w:color="auto" w:fill="FFFFFF"/>
+          <w:lang w:val="en-CA"/>
+        </w:rPr>
+      </w:pPr>
+      <w:r>
+        <w:rPr>
+          <w:rFonts w:ascii="Times New Roman" w:hAnsi="Times New Roman" w:cs="Times New Roman"/>
+          <w:color w:val="4C94D8" w:themeColor="text2" w:themeTint="80"/>
+          <w:shd w:val="clear" w:color="auto" w:fill="FFFFFF"/>
+          <w:lang w:val="en-CA"/>
+        </w:rPr>
+        <w:t>The authors agree with this comment and have removed the “variables” column to include the different variables in the table caption instead.</w:t>
+      </w:r>
+    </w:p>
+    <w:p>
+      <w:pPr>
+        <w:rPr>
+          <w:rFonts w:ascii="Times New Roman" w:hAnsi="Times New Roman" w:cs="Times New Roman"/>
+          <w:color w:val="000033"/>
+          <w:shd w:val="clear" w:color="auto" w:fill="FFFFFF"/>
+          <w:lang w:val="en-CA"/>
+        </w:rPr>
+      </w:pPr>
+      <w:r>
+        <w:rPr>
+          <w:rFonts w:ascii="Times New Roman" w:hAnsi="Times New Roman" w:cs="Times New Roman"/>
+          <w:i/>
+          <w:iCs/>
+          <w:color w:val="000033"/>
+          <w:lang w:val="en-CA"/>
+        </w:rPr>
+        <w:br/>
+      </w:r>
+      <w:r>
+        <w:rPr>
+          <w:rFonts w:ascii="Times New Roman" w:hAnsi="Times New Roman" w:cs="Times New Roman"/>
+          <w:i/>
+          <w:iCs/>
+          <w:color w:val="000033"/>
+          <w:shd w:val="clear" w:color="auto" w:fill="FFFFFF"/>
+          <w:lang w:val="en-CA"/>
+        </w:rPr>
+        <w:t>Tables S2 - highlight the top model/s' AICc score in bold or some other way.</w:t>
+      </w:r>
+    </w:p>
+    <w:p>
+      <w:pPr>
+        <w:rPr>
+          <w:rFonts w:ascii="Times New Roman" w:hAnsi="Times New Roman" w:cs="Times New Roman"/>
+          <w:i/>
+          <w:iCs/>
+          <w:color w:val="000033"/>
+          <w:shd w:val="clear" w:color="auto" w:fill="FFFFFF"/>
+          <w:lang w:val="en-CA"/>
+        </w:rPr>
+      </w:pPr>
+      <w:r>
+        <w:rPr>
+          <w:rFonts w:ascii="Times New Roman" w:hAnsi="Times New Roman" w:cs="Times New Roman"/>
+          <w:color w:val="4C94D8" w:themeColor="text2" w:themeTint="80"/>
+          <w:shd w:val="clear" w:color="auto" w:fill="FFFFFF"/>
+          <w:lang w:val="en-CA"/>
+        </w:rPr>
+        <w:t>We agree with this suggestion by the reviewer and have made bold the top model’s AICc score in Table S2.</w:t>
+      </w:r>
+      <w:r>
+        <w:rPr>
+          <w:rFonts w:ascii="Times New Roman" w:hAnsi="Times New Roman" w:cs="Times New Roman"/>
+          <w:i/>
+          <w:iCs/>
+          <w:color w:val="000033"/>
+          <w:lang w:val="en-CA"/>
+        </w:rPr>
+        <w:br/>
+      </w:r>
+      <w:r>
+        <w:rPr>
+          <w:rFonts w:ascii="Times New Roman" w:hAnsi="Times New Roman" w:cs="Times New Roman"/>
+          <w:i/>
+          <w:iCs/>
+          <w:color w:val="000033"/>
+          <w:lang w:val="en-CA"/>
+        </w:rPr>
+        <w:br/>
+      </w:r>
+      <w:r>
+        <w:rPr>
+          <w:rFonts w:ascii="Times New Roman" w:hAnsi="Times New Roman" w:cs="Times New Roman"/>
+          <w:b/>
+          <w:bCs/>
+          <w:i/>
+          <w:iCs/>
+          <w:color w:val="000033"/>
+          <w:shd w:val="clear" w:color="auto" w:fill="FFFFFF"/>
+          <w:lang w:val="en-CA"/>
+        </w:rPr>
+        <w:t>Reviewer #2:</w:t>
+      </w:r>
+      <w:r>
+        <w:rPr>
+          <w:rFonts w:ascii="Times New Roman" w:hAnsi="Times New Roman" w:cs="Times New Roman"/>
+          <w:i/>
+          <w:iCs/>
+          <w:color w:val="000033"/>
+          <w:shd w:val="clear" w:color="auto" w:fill="FFFFFF"/>
+          <w:lang w:val="en-CA"/>
+        </w:rPr>
+        <w:t xml:space="preserve"> </w:t>
+      </w:r>
+    </w:p>
+    <w:p>
+      <w:pPr>
+        <w:rPr>
+          <w:rFonts w:ascii="Times New Roman" w:hAnsi="Times New Roman" w:cs="Times New Roman"/>
+          <w:color w:val="000033"/>
+          <w:shd w:val="clear" w:color="auto" w:fill="FFFFFF"/>
+          <w:lang w:val="en-CA"/>
+        </w:rPr>
+      </w:pPr>
+      <w:r>
+        <w:rPr>
+          <w:rFonts w:ascii="Times New Roman" w:hAnsi="Times New Roman" w:cs="Times New Roman"/>
+          <w:i/>
+          <w:iCs/>
+          <w:color w:val="000033"/>
+          <w:shd w:val="clear" w:color="auto" w:fill="FFFFFF"/>
+          <w:lang w:val="en-CA"/>
+        </w:rPr>
+        <w:t xml:space="preserve">I appreciate the authors' careful attention to my previous comments. The manuscript is substantially improved. In particular, the translocation design is now much clearer, methodological limitations associated with tracking and spatial scale are more transparent, and the interpretations of home-range differences, apparent survival, and scale of habitat association have been appropriately tempered. I am satisfied that the major concerns raised in my initial review have been addressed, and I think the manuscript is now close to being suitable for </w:t>
+      </w:r>
+      <w:r>
+        <w:rPr>
+          <w:rFonts w:ascii="Times New Roman" w:hAnsi="Times New Roman" w:cs="Times New Roman"/>
+          <w:i/>
+          <w:iCs/>
+          <w:color w:val="000033"/>
+          <w:shd w:val="clear" w:color="auto" w:fill="FFFFFF"/>
+          <w:lang w:val="en-CA"/>
+        </w:rPr>
+        <w:lastRenderedPageBreak/>
+        <w:t>publication.</w:t>
       </w:r>
       <w:r>
         <w:rPr>
@@ -1713,48 +1963,84 @@
         </w:rPr>
         <w:t>2. Behavioral plasticity: The Abstract concludes that "Cardinals exhibited behavioral plasticity in response to urbanization." I think this remains somewhat stronger than the data support. The observed differences in space use and habitat associations across sites are consistent with behavioral flexibility, but the study does not directly quantify individual plasticity. I suggest tempering this statement accordingly.</w:t>
       </w:r>
-      <w:r>
-        <w:rPr>
-          <w:rFonts w:ascii="Times New Roman" w:hAnsi="Times New Roman" w:cs="Times New Roman"/>
-          <w:i/>
-          <w:iCs/>
-          <w:color w:val="000033"/>
-          <w:lang w:val="en-CA"/>
-        </w:rPr>
-        <w:br/>
-      </w:r>
-      <w:r>
-        <w:rPr>
-          <w:rFonts w:ascii="Times New Roman" w:hAnsi="Times New Roman" w:cs="Times New Roman"/>
-          <w:i/>
-          <w:iCs/>
-          <w:color w:val="000033"/>
-          <w:lang w:val="en-CA"/>
-        </w:rPr>
-        <w:br/>
-      </w:r>
-      <w:r>
-        <w:rPr>
-          <w:rFonts w:ascii="Times New Roman" w:hAnsi="Times New Roman" w:cs="Times New Roman"/>
-          <w:i/>
-          <w:iCs/>
-          <w:color w:val="000033"/>
-          <w:shd w:val="clear" w:color="auto" w:fill="FFFFFF"/>
-          <w:lang w:val="en-CA"/>
-        </w:rPr>
-        <w:t xml:space="preserve">3. Home-range estimates: I appreciate the additional information about the number of relocations used to estimate individual home ranges. I remain cautious about this result because </w:t>
-      </w:r>
-      <w:r>
-        <w:rPr>
-          <w:rFonts w:ascii="Times New Roman" w:hAnsi="Times New Roman" w:cs="Times New Roman"/>
-          <w:i/>
-          <w:iCs/>
-          <w:color w:val="000033"/>
-          <w:shd w:val="clear" w:color="auto" w:fill="FFFFFF"/>
-          <w:lang w:val="en-CA"/>
-        </w:rPr>
-        <w:lastRenderedPageBreak/>
-        <w:t>KDEs were estimated from as few as five relocations, and the urban comparison is based on only nine individuals. I do not think an additional analysis is necessarily required at this stage, but I think the uncertainty associated with these estimates should be acknowledged more explicitly in the interpretation. In particular, the Discussion currently opens on line 422 by stating that individuals at the urban site had the largest total home ranges without acknowledging these limitations. A brief qualification here would be appropriate. I also suggest revisiting the statement in the Abstract that urban birds "had larger home ranges compared to birds wintering in the suburban and peri-urban sites." This statement appears stronger than the reported results support. In the Results (lines 339-347), core home-range size did not differ significantly among sites (P = 0.077), and although there was an overall site effect for total home range, the authors state that the only significant post-hoc comparison was urban vs. peri-urban (P = 0.03). I recommend revising the Abstract language accordingly so that it accurately reflects these results.</w:t>
+    </w:p>
+    <w:p>
+      <w:pPr>
+        <w:rPr>
+          <w:rFonts w:ascii="Times New Roman" w:hAnsi="Times New Roman" w:cs="Times New Roman"/>
+          <w:i/>
+          <w:iCs/>
+          <w:color w:val="000033"/>
+          <w:shd w:val="clear" w:color="auto" w:fill="FFFFFF"/>
+          <w:lang w:val="en-CA"/>
+        </w:rPr>
+      </w:pPr>
+      <w:r>
+        <w:rPr>
+          <w:rFonts w:ascii="Times New Roman" w:hAnsi="Times New Roman" w:cs="Times New Roman"/>
+          <w:color w:val="4C94D8" w:themeColor="text2" w:themeTint="80"/>
+          <w:shd w:val="clear" w:color="auto" w:fill="FFFFFF"/>
+          <w:lang w:val="en-CA"/>
+        </w:rPr>
+        <w:t xml:space="preserve">The authors thank the reviewer for this comment. In response, we have changed the last sentence of the </w:t>
+      </w:r>
+      <w:r>
+        <w:rPr>
+          <w:rFonts w:ascii="Times New Roman" w:hAnsi="Times New Roman" w:cs="Times New Roman"/>
+          <w:color w:val="4C94D8" w:themeColor="text2" w:themeTint="80"/>
+          <w:shd w:val="clear" w:color="auto" w:fill="FFFFFF"/>
+          <w:lang w:val="en-CA"/>
+        </w:rPr>
+        <w:t>abstract,</w:t>
+      </w:r>
+      <w:r>
+        <w:rPr>
+          <w:rFonts w:ascii="Times New Roman" w:hAnsi="Times New Roman" w:cs="Times New Roman"/>
+          <w:color w:val="4C94D8" w:themeColor="text2" w:themeTint="80"/>
+          <w:shd w:val="clear" w:color="auto" w:fill="FFFFFF"/>
+          <w:lang w:val="en-CA"/>
+        </w:rPr>
+        <w:t xml:space="preserve"> which was stronger than what the data support, for something more su</w:t>
+      </w:r>
+      <w:r>
+        <w:rPr>
+          <w:rFonts w:ascii="Times New Roman" w:hAnsi="Times New Roman" w:cs="Times New Roman"/>
+          <w:color w:val="4C94D8" w:themeColor="text2" w:themeTint="80"/>
+          <w:shd w:val="clear" w:color="auto" w:fill="FFFFFF"/>
+          <w:lang w:val="en-CA"/>
+        </w:rPr>
+        <w:t>btle using the term “flexibility” instead. As a result, we have also changed the key words to remove behavioral plasticity for behavioral flexibility. We hope that these changes will satisfy the reviewer.</w:t>
+      </w:r>
+      <w:r>
+        <w:rPr>
+          <w:rFonts w:ascii="Times New Roman" w:hAnsi="Times New Roman" w:cs="Times New Roman"/>
+          <w:i/>
+          <w:iCs/>
+          <w:color w:val="000033"/>
+          <w:lang w:val="en-CA"/>
+        </w:rPr>
+        <w:br/>
+      </w:r>
+      <w:r>
+        <w:rPr>
+          <w:rFonts w:ascii="Times New Roman" w:hAnsi="Times New Roman" w:cs="Times New Roman"/>
+          <w:i/>
+          <w:iCs/>
+          <w:color w:val="000033"/>
+          <w:lang w:val="en-CA"/>
+        </w:rPr>
+        <w:br/>
+      </w:r>
+      <w:r>
+        <w:rPr>
+          <w:rFonts w:ascii="Times New Roman" w:hAnsi="Times New Roman" w:cs="Times New Roman"/>
+          <w:i/>
+          <w:iCs/>
+          <w:color w:val="000033"/>
+          <w:shd w:val="clear" w:color="auto" w:fill="FFFFFF"/>
+          <w:lang w:val="en-CA"/>
+        </w:rPr>
+        <w:t>3. Home-range estimates: I appreciate the additional information about the number of relocations used to estimate individual home ranges. I remain cautious about this result because KDEs were estimated from as few as five relocations, and the urban comparison is based on only nine individuals. I do not think an additional analysis is necessarily required at this stage, but I think the uncertainty associated with these estimates should be acknowledged more explicitly in the interpretation. In particular, the Discussion currently opens on line 422 by stating that individuals at the urban site had the largest total home ranges without acknowledging these limitations. A brief qualification here would be appropriate. I also suggest revisiting the statement in the Abstract that urban birds "had larger home ranges compared to birds wintering in the suburban and peri-urban sites." This statement appears stronger than the reported results support. In the Results (lines 339-347), core home-range size did not differ significantly among sites (P = 0.077), and although there was an overall site effect for total home range, the authors state that the only significant post-hoc comparison was urban vs. peri-urban (P = 0.03). I recommend revising the Abstract language accordingly so that it accurately reflects these results.</w:t>
       </w:r>
       <w:r>
         <w:rPr>
@@ -1840,7 +2126,7 @@
 
 <file path=word/commentsExtended.xml><?xml version="1.0" encoding="utf-8"?>
 <w15:commentsEx xmlns:wpc="http://schemas.microsoft.com/office/word/2010/wordprocessingCanvas" xmlns:cx="http://schemas.microsoft.com/office/drawing/2014/chartex" xmlns:cx1="http://schemas.microsoft.com/office/drawing/2015/9/8/chartex" xmlns:cx2="http://schemas.microsoft.com/office/drawing/2015/10/21/chartex" xmlns:cx3="http://schemas.microsoft.com/office/drawing/2016/5/9/chartex" xmlns:cx4="http://schemas.microsoft.com/office/drawing/2016/5/10/chartex" xmlns:cx5="http://schemas.microsoft.com/office/drawing/2016/5/11/chartex" xmlns:cx6="http://schemas.microsoft.com/office/drawing/2016/5/12/chartex" xmlns:cx7="http://schemas.microsoft.com/office/drawing/2016/5/13/chartex" xmlns:cx8="http://schemas.microsoft.com/office/drawing/2016/5/14/chartex" xmlns:mc="http://schemas.openxmlformats.org/markup-compatibility/2006" xmlns:m="http://schemas.openxmlformats.org/officeDocument/2006/math" xmlns:aink="http://schemas.microsoft.com/office/drawing/2016/ink" xmlns:am3d="http://schemas.microsoft.com/office/drawing/2017/model3d" xmlns:oel="http://schemas.microsoft.com/office/2019/extlst" xmlns:r="http://schemas.openxmlformats.org/officeDocument/2006/relationships" xmlns:wp14="http://schemas.microsoft.com/office/word/2010/wordprocessingDrawing" xmlns:wp="http://schemas.openxmlformats.org/drawingml/2006/wordprocessingDrawing" xmlns:wpg="http://schemas.microsoft.com/office/word/2010/wordprocessingGroup" xmlns:wpi="http://schemas.microsoft.com/office/word/2010/wordprocessingInk" xmlns:wps="http://schemas.microsoft.com/office/word/2010/wordprocessingShape" xmlns:o="urn:schemas-microsoft-com:office:office" xmlns:v="urn:schemas-microsoft-com:vml" xmlns:w10="urn:schemas-microsoft-com:office:word" xmlns:w="http://schemas.openxmlformats.org/wordprocessingml/2006/main" xmlns:w14="http://schemas.microsoft.com/office/word/2010/wordml" xmlns:w15="http://schemas.microsoft.com/office/word/2012/wordml" xmlns:w16cex="http://schemas.microsoft.com/office/word/2018/wordml/cex" xmlns:w16cid="http://schemas.microsoft.com/office/word/2016/wordml/cid" xmlns:w16="http://schemas.microsoft.com/office/word/2018/wordml" xmlns:w16sdtdh="http://schemas.microsoft.com/office/word/2020/wordml/sdtdatahash" xmlns:w16sdtfl="http://schemas.microsoft.com/office/word/2024/wordml/sdtformatlock" xmlns:w16se="http://schemas.microsoft.com/office/word/2015/wordml/symex" xmlns:w16du="http://schemas.microsoft.com/office/word/2023/wordml/word16du" xmlns:wne="http://schemas.microsoft.com/office/word/2006/wordml" mc:Ignorable="w14 w15 w16se w16cid w16 w16cex w16sdtdh w16sdtfl w16du wp14">
-  <w15:commentEx w15:paraId="159E3DDA" w15:done="0"/>
+  <w15:commentEx w15:paraId="159E3DDA" w15:done="1"/>
 </w15:commentsEx>
 </file>
 
